--- a/Practical 7/Practical 7.docx
+++ b/Practical 7/Practical 7.docx
@@ -58,7 +58,7 @@
                 <w:sz w:val="24"/>
                 <w:szCs w:val="24"/>
               </w:rPr>
-              <w:t>6</w:t>
+              <w:t>7</w:t>
             </w:r>
           </w:p>
         </w:tc>
@@ -75,18 +75,14 @@
               <w:autoSpaceDN/>
               <w:rPr>
                 <w:rFonts w:ascii="Times New Roman" w:eastAsia="Times New Roman" w:hAnsi="Times New Roman" w:cs="Times New Roman"/>
-                <w:b/>
-                <w:bCs/>
                 <w:lang w:val="en-IN" w:bidi="te-IN"/>
               </w:rPr>
             </w:pPr>
             <w:r>
               <w:rPr>
                 <w:rStyle w:val="fontstyle01"/>
-                <w:b/>
-                <w:bCs/>
               </w:rPr>
-              <w:t>Implementation of chain matrix multiplication using dynamic programming.</w:t>
+              <w:t>Implementation of making a change problem using dynamic programming</w:t>
             </w:r>
           </w:p>
           <w:p>
@@ -149,7 +145,7 @@
                 <w:sz w:val="24"/>
                 <w:szCs w:val="24"/>
               </w:rPr>
-              <w:t>01</w:t>
+              <w:t>15</w:t>
             </w:r>
             <w:r>
               <w:rPr>
@@ -270,21 +266,18 @@
           <w:szCs w:val="24"/>
           <w:lang w:val="en-IN" w:eastAsia="en-IN" w:bidi="te-IN"/>
         </w:rPr>
-        <w:t>Implementation of chain matrix multiplication using dynamic programming.</w:t>
-      </w:r>
-    </w:p>
-    <w:p>
-      <w:pPr>
-        <w:widowControl/>
-        <w:autoSpaceDE/>
-        <w:autoSpaceDN/>
-        <w:rPr>
-          <w:rFonts w:ascii="Times New Roman" w:eastAsia="Times New Roman" w:hAnsi="Times New Roman" w:cs="Times New Roman"/>
-          <w:sz w:val="24"/>
-          <w:szCs w:val="24"/>
-          <w:lang w:val="en-IN" w:eastAsia="en-IN" w:bidi="te-IN"/>
-        </w:rPr>
-      </w:pPr>
+        <w:t>To i</w:t>
+      </w:r>
+      <w:r>
+        <w:rPr>
+          <w:rFonts w:ascii="Times-Roman" w:eastAsia="Times New Roman" w:hAnsi="Times-Roman" w:cs="Times New Roman"/>
+          <w:color w:val="000000"/>
+          <w:sz w:val="24"/>
+          <w:szCs w:val="24"/>
+          <w:lang w:val="en-IN" w:eastAsia="en-IN" w:bidi="te-IN"/>
+        </w:rPr>
+        <w:t>mplement of making a change problem using dynamic programming</w:t>
+      </w:r>
     </w:p>
     <w:p>
       <w:pPr>
@@ -366,1988 +359,15 @@
           <w:lang w:val="en-IN" w:eastAsia="en-IN" w:bidi="te-IN"/>
         </w:rPr>
       </w:pPr>
-    </w:p>
-    <w:p>
-      <w:pPr>
-        <w:widowControl/>
-        <w:autoSpaceDE/>
-        <w:autoSpaceDN/>
-        <w:rPr>
-          <w:rFonts w:ascii="Times New Roman" w:eastAsia="Times New Roman" w:hAnsi="Times New Roman" w:cs="Times New Roman"/>
-          <w:b/>
-          <w:bCs/>
-          <w:sz w:val="24"/>
-          <w:szCs w:val="24"/>
-          <w:lang w:val="en-IN" w:eastAsia="en-IN" w:bidi="te-IN"/>
-        </w:rPr>
-      </w:pPr>
-    </w:p>
-    <w:p>
-      <w:pPr>
-        <w:widowControl/>
-        <w:autoSpaceDE/>
-        <w:autoSpaceDN/>
-        <w:rPr>
-          <w:rFonts w:ascii="Times New Roman" w:eastAsia="Times New Roman" w:hAnsi="Times New Roman" w:cs="Times New Roman"/>
-          <w:b/>
-          <w:bCs/>
-          <w:sz w:val="24"/>
-          <w:szCs w:val="24"/>
-          <w:lang w:val="en-IN" w:eastAsia="en-IN" w:bidi="te-IN"/>
-        </w:rPr>
-      </w:pPr>
-    </w:p>
-    <w:p>
-      <w:pPr>
-        <w:widowControl/>
-        <w:autoSpaceDE/>
-        <w:autoSpaceDN/>
-        <w:rPr>
-          <w:rFonts w:ascii="Times New Roman" w:eastAsia="Times New Roman" w:hAnsi="Times New Roman" w:cs="Times New Roman"/>
-          <w:b/>
-          <w:bCs/>
-          <w:sz w:val="24"/>
-          <w:szCs w:val="24"/>
-          <w:lang w:val="en-IN" w:eastAsia="en-IN" w:bidi="te-IN"/>
-        </w:rPr>
-      </w:pPr>
-    </w:p>
-    <w:p>
-      <w:pPr>
-        <w:widowControl/>
-        <w:autoSpaceDE/>
-        <w:autoSpaceDN/>
-        <w:rPr>
-          <w:rFonts w:ascii="Times New Roman" w:eastAsia="Times New Roman" w:hAnsi="Times New Roman" w:cs="Times New Roman"/>
-          <w:b/>
-          <w:bCs/>
-          <w:sz w:val="24"/>
-          <w:szCs w:val="24"/>
-          <w:lang w:val="en-IN" w:eastAsia="en-IN" w:bidi="te-IN"/>
-        </w:rPr>
-      </w:pPr>
-    </w:p>
-    <w:p>
-      <w:pPr>
-        <w:widowControl/>
-        <w:autoSpaceDE/>
-        <w:autoSpaceDN/>
-        <w:rPr>
-          <w:rFonts w:ascii="Times New Roman" w:eastAsia="Times New Roman" w:hAnsi="Times New Roman" w:cs="Times New Roman"/>
-          <w:b/>
-          <w:bCs/>
-          <w:sz w:val="24"/>
-          <w:szCs w:val="24"/>
-          <w:lang w:val="en-IN" w:eastAsia="en-IN" w:bidi="te-IN"/>
-        </w:rPr>
-      </w:pPr>
-    </w:p>
-    <w:p>
-      <w:pPr>
-        <w:widowControl/>
-        <w:autoSpaceDE/>
-        <w:autoSpaceDN/>
-        <w:rPr>
-          <w:rFonts w:ascii="Times New Roman" w:eastAsia="Times New Roman" w:hAnsi="Times New Roman" w:cs="Times New Roman"/>
-          <w:b/>
-          <w:bCs/>
-          <w:sz w:val="24"/>
-          <w:szCs w:val="24"/>
-          <w:lang w:val="en-IN" w:eastAsia="en-IN" w:bidi="te-IN"/>
-        </w:rPr>
-      </w:pPr>
-    </w:p>
-    <w:p>
-      <w:pPr>
-        <w:widowControl/>
-        <w:autoSpaceDE/>
-        <w:autoSpaceDN/>
-        <w:rPr>
-          <w:rFonts w:ascii="Times New Roman" w:eastAsia="Times New Roman" w:hAnsi="Times New Roman" w:cs="Times New Roman"/>
-          <w:b/>
-          <w:bCs/>
-          <w:sz w:val="24"/>
-          <w:szCs w:val="24"/>
-          <w:lang w:val="en-IN" w:eastAsia="en-IN" w:bidi="te-IN"/>
-        </w:rPr>
-      </w:pPr>
-    </w:p>
-    <w:p>
-      <w:pPr>
-        <w:widowControl/>
-        <w:autoSpaceDE/>
-        <w:autoSpaceDN/>
-        <w:rPr>
-          <w:rFonts w:ascii="Times New Roman" w:eastAsia="Times New Roman" w:hAnsi="Times New Roman" w:cs="Times New Roman"/>
-          <w:b/>
-          <w:bCs/>
-          <w:sz w:val="24"/>
-          <w:szCs w:val="24"/>
-          <w:lang w:val="en-IN" w:eastAsia="en-IN" w:bidi="te-IN"/>
-        </w:rPr>
-      </w:pPr>
-    </w:p>
-    <w:p>
-      <w:pPr>
-        <w:widowControl/>
-        <w:autoSpaceDE/>
-        <w:autoSpaceDN/>
-        <w:rPr>
-          <w:rFonts w:ascii="Times New Roman" w:eastAsia="Times New Roman" w:hAnsi="Times New Roman" w:cs="Times New Roman"/>
-          <w:b/>
-          <w:bCs/>
-          <w:sz w:val="24"/>
-          <w:szCs w:val="24"/>
-          <w:lang w:val="en-IN" w:eastAsia="en-IN" w:bidi="te-IN"/>
-        </w:rPr>
-      </w:pPr>
-    </w:p>
-    <w:p>
-      <w:pPr>
-        <w:widowControl/>
-        <w:autoSpaceDE/>
-        <w:autoSpaceDN/>
-        <w:rPr>
-          <w:rFonts w:ascii="Times New Roman" w:eastAsia="Times New Roman" w:hAnsi="Times New Roman" w:cs="Times New Roman"/>
-          <w:b/>
-          <w:bCs/>
-          <w:sz w:val="24"/>
-          <w:szCs w:val="24"/>
-          <w:lang w:val="en-IN" w:eastAsia="en-IN" w:bidi="te-IN"/>
-        </w:rPr>
-      </w:pPr>
-    </w:p>
-    <w:p>
-      <w:pPr>
-        <w:widowControl/>
-        <w:autoSpaceDE/>
-        <w:autoSpaceDN/>
-        <w:rPr>
-          <w:rFonts w:ascii="Times New Roman" w:eastAsia="Times New Roman" w:hAnsi="Times New Roman" w:cs="Times New Roman"/>
-          <w:b/>
-          <w:bCs/>
-          <w:sz w:val="24"/>
-          <w:szCs w:val="24"/>
-          <w:lang w:val="en-IN" w:eastAsia="en-IN" w:bidi="te-IN"/>
-        </w:rPr>
-      </w:pPr>
-    </w:p>
-    <w:p>
-      <w:pPr>
-        <w:widowControl/>
-        <w:autoSpaceDE/>
-        <w:autoSpaceDN/>
-        <w:rPr>
-          <w:rFonts w:ascii="Times New Roman" w:eastAsia="Times New Roman" w:hAnsi="Times New Roman" w:cs="Times New Roman"/>
-          <w:b/>
-          <w:bCs/>
-          <w:sz w:val="24"/>
-          <w:szCs w:val="24"/>
-          <w:lang w:val="en-IN" w:eastAsia="en-IN" w:bidi="te-IN"/>
-        </w:rPr>
-      </w:pPr>
-    </w:p>
-    <w:p>
-      <w:pPr>
-        <w:widowControl/>
-        <w:autoSpaceDE/>
-        <w:autoSpaceDN/>
-        <w:rPr>
-          <w:rFonts w:ascii="Times New Roman" w:eastAsia="Times New Roman" w:hAnsi="Times New Roman" w:cs="Times New Roman"/>
-          <w:b/>
-          <w:bCs/>
-          <w:sz w:val="24"/>
-          <w:szCs w:val="24"/>
-          <w:lang w:val="en-IN" w:eastAsia="en-IN" w:bidi="te-IN"/>
-        </w:rPr>
-      </w:pPr>
-    </w:p>
-    <w:p>
-      <w:pPr>
-        <w:widowControl/>
-        <w:autoSpaceDE/>
-        <w:autoSpaceDN/>
-        <w:rPr>
-          <w:rFonts w:ascii="Times New Roman" w:eastAsia="Times New Roman" w:hAnsi="Times New Roman" w:cs="Times New Roman"/>
-          <w:b/>
-          <w:bCs/>
-          <w:sz w:val="24"/>
-          <w:szCs w:val="24"/>
-          <w:lang w:val="en-IN" w:eastAsia="en-IN" w:bidi="te-IN"/>
-        </w:rPr>
-      </w:pPr>
-    </w:p>
-    <w:p>
-      <w:pPr>
-        <w:widowControl/>
-        <w:autoSpaceDE/>
-        <w:autoSpaceDN/>
-        <w:rPr>
-          <w:rFonts w:ascii="Times New Roman" w:eastAsia="Times New Roman" w:hAnsi="Times New Roman" w:cs="Times New Roman"/>
-          <w:b/>
-          <w:bCs/>
-          <w:sz w:val="24"/>
-          <w:szCs w:val="24"/>
-          <w:lang w:val="en-IN" w:eastAsia="en-IN" w:bidi="te-IN"/>
-        </w:rPr>
-      </w:pPr>
-    </w:p>
-    <w:p>
-      <w:pPr>
-        <w:widowControl/>
-        <w:autoSpaceDE/>
-        <w:autoSpaceDN/>
-        <w:rPr>
-          <w:rFonts w:ascii="Times New Roman" w:eastAsia="Times New Roman" w:hAnsi="Times New Roman" w:cs="Times New Roman"/>
-          <w:b/>
-          <w:bCs/>
-          <w:sz w:val="24"/>
-          <w:szCs w:val="24"/>
-          <w:lang w:val="en-IN" w:eastAsia="en-IN" w:bidi="te-IN"/>
-        </w:rPr>
-      </w:pPr>
-    </w:p>
-    <w:p>
-      <w:pPr>
-        <w:widowControl/>
-        <w:autoSpaceDE/>
-        <w:autoSpaceDN/>
-        <w:rPr>
-          <w:rFonts w:ascii="Times New Roman" w:eastAsia="Times New Roman" w:hAnsi="Times New Roman" w:cs="Times New Roman"/>
-          <w:b/>
-          <w:bCs/>
-          <w:sz w:val="24"/>
-          <w:szCs w:val="24"/>
-          <w:lang w:val="en-IN" w:eastAsia="en-IN" w:bidi="te-IN"/>
-        </w:rPr>
-      </w:pPr>
-    </w:p>
-    <w:p>
-      <w:pPr>
-        <w:widowControl/>
-        <w:autoSpaceDE/>
-        <w:autoSpaceDN/>
-        <w:rPr>
-          <w:rFonts w:ascii="Times New Roman" w:eastAsia="Times New Roman" w:hAnsi="Times New Roman" w:cs="Times New Roman"/>
-          <w:b/>
-          <w:bCs/>
-          <w:sz w:val="24"/>
-          <w:szCs w:val="24"/>
-          <w:lang w:val="en-IN" w:eastAsia="en-IN" w:bidi="te-IN"/>
-        </w:rPr>
-      </w:pPr>
-    </w:p>
-    <w:p>
-      <w:pPr>
-        <w:widowControl/>
-        <w:autoSpaceDE/>
-        <w:autoSpaceDN/>
-        <w:rPr>
-          <w:rFonts w:ascii="Times New Roman" w:eastAsia="Times New Roman" w:hAnsi="Times New Roman" w:cs="Times New Roman"/>
-          <w:b/>
-          <w:bCs/>
-          <w:sz w:val="24"/>
-          <w:szCs w:val="24"/>
-          <w:lang w:val="en-IN" w:eastAsia="en-IN" w:bidi="te-IN"/>
-        </w:rPr>
-      </w:pPr>
-    </w:p>
-    <w:p>
-      <w:pPr>
-        <w:widowControl/>
-        <w:autoSpaceDE/>
-        <w:autoSpaceDN/>
-        <w:rPr>
-          <w:rFonts w:ascii="Times New Roman" w:eastAsia="Times New Roman" w:hAnsi="Times New Roman" w:cs="Times New Roman"/>
-          <w:b/>
-          <w:bCs/>
-          <w:sz w:val="24"/>
-          <w:szCs w:val="24"/>
-          <w:lang w:val="en-IN" w:eastAsia="en-IN" w:bidi="te-IN"/>
-        </w:rPr>
-      </w:pPr>
-    </w:p>
-    <w:p>
-      <w:pPr>
-        <w:widowControl/>
-        <w:autoSpaceDE/>
-        <w:autoSpaceDN/>
-        <w:rPr>
-          <w:rFonts w:ascii="Times New Roman" w:eastAsia="Times New Roman" w:hAnsi="Times New Roman" w:cs="Times New Roman"/>
-          <w:b/>
-          <w:bCs/>
-          <w:sz w:val="24"/>
-          <w:szCs w:val="24"/>
-          <w:lang w:val="en-IN" w:eastAsia="en-IN" w:bidi="te-IN"/>
-        </w:rPr>
-      </w:pPr>
-    </w:p>
-    <w:p>
-      <w:pPr>
-        <w:widowControl/>
-        <w:autoSpaceDE/>
-        <w:autoSpaceDN/>
-        <w:rPr>
-          <w:rFonts w:ascii="Times New Roman" w:eastAsia="Times New Roman" w:hAnsi="Times New Roman" w:cs="Times New Roman"/>
-          <w:b/>
-          <w:bCs/>
-          <w:sz w:val="24"/>
-          <w:szCs w:val="24"/>
-          <w:lang w:val="en-IN" w:eastAsia="en-IN" w:bidi="te-IN"/>
-        </w:rPr>
-      </w:pPr>
-    </w:p>
-    <w:p>
-      <w:pPr>
-        <w:widowControl/>
-        <w:autoSpaceDE/>
-        <w:autoSpaceDN/>
-        <w:rPr>
-          <w:rFonts w:ascii="Times New Roman" w:eastAsia="Times New Roman" w:hAnsi="Times New Roman" w:cs="Times New Roman"/>
-          <w:b/>
-          <w:bCs/>
-          <w:sz w:val="24"/>
-          <w:szCs w:val="24"/>
-          <w:lang w:val="en-IN" w:eastAsia="en-IN" w:bidi="te-IN"/>
-        </w:rPr>
-      </w:pPr>
-    </w:p>
-    <w:p>
-      <w:pPr>
-        <w:widowControl/>
-        <w:autoSpaceDE/>
-        <w:autoSpaceDN/>
-        <w:rPr>
-          <w:rFonts w:ascii="Times New Roman" w:eastAsia="Times New Roman" w:hAnsi="Times New Roman" w:cs="Times New Roman"/>
-          <w:b/>
-          <w:bCs/>
-          <w:sz w:val="24"/>
-          <w:szCs w:val="24"/>
-          <w:lang w:val="en-IN" w:eastAsia="en-IN" w:bidi="te-IN"/>
-        </w:rPr>
-      </w:pPr>
-    </w:p>
-    <w:p>
-      <w:pPr>
-        <w:widowControl/>
-        <w:autoSpaceDE/>
-        <w:autoSpaceDN/>
-        <w:rPr>
-          <w:rFonts w:ascii="Times New Roman" w:eastAsia="Times New Roman" w:hAnsi="Times New Roman" w:cs="Times New Roman"/>
-          <w:b/>
-          <w:bCs/>
-          <w:sz w:val="24"/>
-          <w:szCs w:val="24"/>
-          <w:lang w:val="en-IN" w:eastAsia="en-IN" w:bidi="te-IN"/>
-        </w:rPr>
-      </w:pPr>
-    </w:p>
-    <w:p>
-      <w:pPr>
-        <w:widowControl/>
-        <w:autoSpaceDE/>
-        <w:autoSpaceDN/>
-        <w:rPr>
-          <w:rFonts w:ascii="Times New Roman" w:eastAsia="Times New Roman" w:hAnsi="Times New Roman" w:cs="Times New Roman"/>
-          <w:b/>
-          <w:bCs/>
-          <w:sz w:val="24"/>
-          <w:szCs w:val="24"/>
-          <w:lang w:val="en-IN" w:eastAsia="en-IN" w:bidi="te-IN"/>
-        </w:rPr>
-      </w:pPr>
-    </w:p>
-    <w:p>
-      <w:pPr>
-        <w:widowControl/>
-        <w:autoSpaceDE/>
-        <w:autoSpaceDN/>
-        <w:rPr>
-          <w:rFonts w:ascii="Times New Roman" w:eastAsia="Times New Roman" w:hAnsi="Times New Roman" w:cs="Times New Roman"/>
-          <w:b/>
-          <w:bCs/>
-          <w:sz w:val="24"/>
-          <w:szCs w:val="24"/>
-          <w:lang w:val="en-IN" w:eastAsia="en-IN" w:bidi="te-IN"/>
-        </w:rPr>
-      </w:pPr>
-    </w:p>
-    <w:p>
-      <w:pPr>
-        <w:widowControl/>
-        <w:autoSpaceDE/>
-        <w:autoSpaceDN/>
-        <w:rPr>
-          <w:rFonts w:ascii="Times New Roman" w:eastAsia="Times New Roman" w:hAnsi="Times New Roman" w:cs="Times New Roman"/>
-          <w:b/>
-          <w:bCs/>
-          <w:sz w:val="24"/>
-          <w:szCs w:val="24"/>
-          <w:lang w:val="en-IN" w:eastAsia="en-IN" w:bidi="te-IN"/>
-        </w:rPr>
-      </w:pPr>
-    </w:p>
-    <w:p>
-      <w:pPr>
-        <w:widowControl/>
-        <w:autoSpaceDE/>
-        <w:autoSpaceDN/>
-        <w:rPr>
-          <w:rFonts w:ascii="Times New Roman" w:eastAsia="Times New Roman" w:hAnsi="Times New Roman" w:cs="Times New Roman"/>
-          <w:b/>
-          <w:bCs/>
-          <w:sz w:val="24"/>
-          <w:szCs w:val="24"/>
-          <w:lang w:val="en-IN" w:eastAsia="en-IN" w:bidi="te-IN"/>
-        </w:rPr>
-      </w:pPr>
-    </w:p>
-    <w:p>
-      <w:pPr>
-        <w:widowControl/>
-        <w:autoSpaceDE/>
-        <w:autoSpaceDN/>
-        <w:rPr>
-          <w:rFonts w:ascii="Times New Roman" w:eastAsia="Times New Roman" w:hAnsi="Times New Roman" w:cs="Times New Roman"/>
-          <w:b/>
-          <w:bCs/>
-          <w:sz w:val="24"/>
-          <w:szCs w:val="24"/>
-          <w:lang w:val="en-IN" w:eastAsia="en-IN" w:bidi="te-IN"/>
-        </w:rPr>
-      </w:pPr>
-    </w:p>
-    <w:p>
-      <w:pPr>
-        <w:widowControl/>
-        <w:autoSpaceDE/>
-        <w:autoSpaceDN/>
-        <w:rPr>
-          <w:rFonts w:ascii="Times New Roman" w:eastAsia="Times New Roman" w:hAnsi="Times New Roman" w:cs="Times New Roman"/>
-          <w:b/>
-          <w:bCs/>
-          <w:sz w:val="24"/>
-          <w:szCs w:val="24"/>
-          <w:lang w:val="en-IN" w:eastAsia="en-IN" w:bidi="te-IN"/>
-        </w:rPr>
-      </w:pPr>
-    </w:p>
-    <w:p>
-      <w:pPr>
-        <w:widowControl/>
-        <w:autoSpaceDE/>
-        <w:autoSpaceDN/>
-        <w:rPr>
-          <w:rFonts w:ascii="Times New Roman" w:eastAsia="Times New Roman" w:hAnsi="Times New Roman" w:cs="Times New Roman"/>
-          <w:b/>
-          <w:bCs/>
-          <w:sz w:val="24"/>
-          <w:szCs w:val="24"/>
-          <w:lang w:val="en-IN" w:eastAsia="en-IN" w:bidi="te-IN"/>
-        </w:rPr>
-      </w:pPr>
-    </w:p>
-    <w:p>
-      <w:pPr>
-        <w:widowControl/>
-        <w:autoSpaceDE/>
-        <w:autoSpaceDN/>
-        <w:rPr>
-          <w:rFonts w:ascii="Times New Roman" w:eastAsia="Times New Roman" w:hAnsi="Times New Roman" w:cs="Times New Roman"/>
-          <w:b/>
-          <w:bCs/>
-          <w:sz w:val="24"/>
-          <w:szCs w:val="24"/>
-          <w:lang w:val="en-IN" w:eastAsia="en-IN" w:bidi="te-IN"/>
-        </w:rPr>
-      </w:pPr>
-    </w:p>
-    <w:p>
-      <w:pPr>
-        <w:widowControl/>
-        <w:autoSpaceDE/>
-        <w:autoSpaceDN/>
-        <w:rPr>
-          <w:rFonts w:ascii="Times New Roman" w:eastAsia="Times New Roman" w:hAnsi="Times New Roman" w:cs="Times New Roman"/>
-          <w:b/>
-          <w:bCs/>
-          <w:sz w:val="24"/>
-          <w:szCs w:val="24"/>
-          <w:lang w:val="en-IN" w:eastAsia="en-IN" w:bidi="te-IN"/>
-        </w:rPr>
-      </w:pPr>
-    </w:p>
-    <w:p>
-      <w:pPr>
-        <w:widowControl/>
-        <w:autoSpaceDE/>
-        <w:autoSpaceDN/>
-        <w:rPr>
-          <w:rFonts w:ascii="Times New Roman" w:eastAsia="Times New Roman" w:hAnsi="Times New Roman" w:cs="Times New Roman"/>
-          <w:b/>
-          <w:bCs/>
-          <w:sz w:val="24"/>
-          <w:szCs w:val="24"/>
-          <w:lang w:val="en-IN" w:eastAsia="en-IN" w:bidi="te-IN"/>
-        </w:rPr>
-      </w:pPr>
-    </w:p>
-    <w:p>
-      <w:pPr>
-        <w:widowControl/>
-        <w:autoSpaceDE/>
-        <w:autoSpaceDN/>
-        <w:rPr>
-          <w:rFonts w:ascii="Times New Roman" w:eastAsia="Times New Roman" w:hAnsi="Times New Roman" w:cs="Times New Roman"/>
-          <w:b/>
-          <w:bCs/>
-          <w:sz w:val="24"/>
-          <w:szCs w:val="24"/>
-          <w:lang w:val="en-IN" w:eastAsia="en-IN" w:bidi="te-IN"/>
-        </w:rPr>
-      </w:pPr>
-    </w:p>
-    <w:p>
-      <w:pPr>
-        <w:widowControl/>
-        <w:autoSpaceDE/>
-        <w:autoSpaceDN/>
-        <w:rPr>
-          <w:rFonts w:ascii="Times New Roman" w:eastAsia="Times New Roman" w:hAnsi="Times New Roman" w:cs="Times New Roman"/>
-          <w:b/>
-          <w:bCs/>
-          <w:sz w:val="24"/>
-          <w:szCs w:val="24"/>
-          <w:lang w:val="en-IN" w:eastAsia="en-IN" w:bidi="te-IN"/>
-        </w:rPr>
-      </w:pPr>
-      <w:r>
-        <w:rPr>
-          <w:rFonts w:ascii="Times New Roman" w:eastAsia="Times New Roman" w:hAnsi="Times New Roman" w:cs="Times New Roman"/>
-          <w:b/>
-          <w:bCs/>
-          <w:sz w:val="24"/>
-          <w:szCs w:val="24"/>
-          <w:lang w:val="en-IN" w:eastAsia="en-IN" w:bidi="te-IN"/>
-        </w:rPr>
-        <w:lastRenderedPageBreak/>
-        <w:t>Program:</w:t>
-      </w:r>
-      <w:r>
-        <w:rPr>
-          <w:rFonts w:ascii="Times New Roman" w:eastAsia="Times New Roman" w:hAnsi="Times New Roman" w:cs="Times New Roman"/>
-          <w:b/>
-          <w:bCs/>
-          <w:sz w:val="24"/>
-          <w:szCs w:val="24"/>
-          <w:lang w:val="en-IN" w:eastAsia="en-IN" w:bidi="te-IN"/>
-        </w:rPr>
-        <w:tab/>
-      </w:r>
-    </w:p>
-    <w:p>
-      <w:pPr>
-        <w:widowControl/>
-        <w:autoSpaceDE/>
-        <w:autoSpaceDN/>
-        <w:jc w:val="both"/>
-        <w:rPr>
-          <w:rFonts w:ascii="Times New Roman" w:eastAsia="Times New Roman" w:hAnsi="Times New Roman" w:cs="Times New Roman"/>
-          <w:sz w:val="24"/>
-          <w:szCs w:val="24"/>
-          <w:lang w:val="en-IN" w:eastAsia="en-IN" w:bidi="te-IN"/>
-        </w:rPr>
-      </w:pPr>
-    </w:p>
-    <w:p>
-      <w:pPr>
-        <w:widowControl/>
-        <w:autoSpaceDE/>
-        <w:autoSpaceDN/>
-        <w:jc w:val="both"/>
-        <w:rPr>
-          <w:rFonts w:ascii="Times New Roman" w:eastAsia="Times New Roman" w:hAnsi="Times New Roman" w:cs="Times New Roman"/>
-          <w:sz w:val="24"/>
-          <w:szCs w:val="24"/>
-          <w:lang w:val="en-IN" w:eastAsia="en-IN" w:bidi="te-IN"/>
-        </w:rPr>
-      </w:pPr>
-      <w:r>
-        <w:rPr>
-          <w:rFonts w:ascii="Times New Roman" w:eastAsia="Times New Roman" w:hAnsi="Times New Roman" w:cs="Times New Roman"/>
-          <w:sz w:val="24"/>
-          <w:szCs w:val="24"/>
-          <w:lang w:val="en-IN" w:eastAsia="en-IN" w:bidi="te-IN"/>
-        </w:rPr>
-        <w:t>#include &lt;iostream&gt;</w:t>
-      </w:r>
-    </w:p>
-    <w:p>
-      <w:pPr>
-        <w:widowControl/>
-        <w:autoSpaceDE/>
-        <w:autoSpaceDN/>
-        <w:jc w:val="both"/>
-        <w:rPr>
-          <w:rFonts w:ascii="Times New Roman" w:eastAsia="Times New Roman" w:hAnsi="Times New Roman" w:cs="Times New Roman"/>
-          <w:sz w:val="24"/>
-          <w:szCs w:val="24"/>
-          <w:lang w:val="en-IN" w:eastAsia="en-IN" w:bidi="te-IN"/>
-        </w:rPr>
-      </w:pPr>
-      <w:r>
-        <w:rPr>
-          <w:rFonts w:ascii="Times New Roman" w:eastAsia="Times New Roman" w:hAnsi="Times New Roman" w:cs="Times New Roman"/>
-          <w:sz w:val="24"/>
-          <w:szCs w:val="24"/>
-          <w:lang w:val="en-IN" w:eastAsia="en-IN" w:bidi="te-IN"/>
-        </w:rPr>
-        <w:t>using namespace std;</w:t>
-      </w:r>
-    </w:p>
-    <w:p>
-      <w:pPr>
-        <w:widowControl/>
-        <w:autoSpaceDE/>
-        <w:autoSpaceDN/>
-        <w:jc w:val="both"/>
-        <w:rPr>
-          <w:rFonts w:ascii="Times New Roman" w:eastAsia="Times New Roman" w:hAnsi="Times New Roman" w:cs="Times New Roman"/>
-          <w:sz w:val="24"/>
-          <w:szCs w:val="24"/>
-          <w:lang w:val="en-IN" w:eastAsia="en-IN" w:bidi="te-IN"/>
-        </w:rPr>
-      </w:pPr>
-    </w:p>
-    <w:p>
-      <w:pPr>
-        <w:widowControl/>
-        <w:autoSpaceDE/>
-        <w:autoSpaceDN/>
-        <w:jc w:val="both"/>
-        <w:rPr>
-          <w:rFonts w:ascii="Times New Roman" w:eastAsia="Times New Roman" w:hAnsi="Times New Roman" w:cs="Times New Roman"/>
-          <w:sz w:val="24"/>
-          <w:szCs w:val="24"/>
-          <w:lang w:val="en-IN" w:eastAsia="en-IN" w:bidi="te-IN"/>
-        </w:rPr>
-      </w:pPr>
-      <w:r>
-        <w:rPr>
-          <w:rFonts w:ascii="Times New Roman" w:eastAsia="Times New Roman" w:hAnsi="Times New Roman" w:cs="Times New Roman"/>
-          <w:sz w:val="24"/>
-          <w:szCs w:val="24"/>
-          <w:lang w:val="en-IN" w:eastAsia="en-IN" w:bidi="te-IN"/>
-        </w:rPr>
-        <w:t xml:space="preserve">int </w:t>
-      </w:r>
-      <w:proofErr w:type="gramStart"/>
-      <w:r>
-        <w:rPr>
-          <w:rFonts w:ascii="Times New Roman" w:eastAsia="Times New Roman" w:hAnsi="Times New Roman" w:cs="Times New Roman"/>
-          <w:sz w:val="24"/>
-          <w:szCs w:val="24"/>
-          <w:lang w:val="en-IN" w:eastAsia="en-IN" w:bidi="te-IN"/>
-        </w:rPr>
-        <w:t>main(){</w:t>
-      </w:r>
-      <w:proofErr w:type="gramEnd"/>
-    </w:p>
-    <w:p>
-      <w:pPr>
-        <w:widowControl/>
-        <w:autoSpaceDE/>
-        <w:autoSpaceDN/>
-        <w:jc w:val="both"/>
-        <w:rPr>
-          <w:rFonts w:ascii="Times New Roman" w:eastAsia="Times New Roman" w:hAnsi="Times New Roman" w:cs="Times New Roman"/>
-          <w:sz w:val="24"/>
-          <w:szCs w:val="24"/>
-          <w:lang w:val="en-IN" w:eastAsia="en-IN" w:bidi="te-IN"/>
-        </w:rPr>
-      </w:pPr>
-      <w:r>
-        <w:rPr>
-          <w:rFonts w:ascii="Times New Roman" w:eastAsia="Times New Roman" w:hAnsi="Times New Roman" w:cs="Times New Roman"/>
-          <w:sz w:val="24"/>
-          <w:szCs w:val="24"/>
-          <w:lang w:val="en-IN" w:eastAsia="en-IN" w:bidi="te-IN"/>
-        </w:rPr>
-        <w:t xml:space="preserve">    int n = 5;</w:t>
-      </w:r>
-    </w:p>
-    <w:p>
-      <w:pPr>
-        <w:widowControl/>
-        <w:autoSpaceDE/>
-        <w:autoSpaceDN/>
-        <w:jc w:val="both"/>
-        <w:rPr>
-          <w:rFonts w:ascii="Times New Roman" w:eastAsia="Times New Roman" w:hAnsi="Times New Roman" w:cs="Times New Roman"/>
-          <w:sz w:val="24"/>
-          <w:szCs w:val="24"/>
-          <w:lang w:val="en-IN" w:eastAsia="en-IN" w:bidi="te-IN"/>
-        </w:rPr>
-      </w:pPr>
-    </w:p>
-    <w:p>
-      <w:pPr>
-        <w:widowControl/>
-        <w:autoSpaceDE/>
-        <w:autoSpaceDN/>
-        <w:jc w:val="both"/>
-        <w:rPr>
-          <w:rFonts w:ascii="Times New Roman" w:eastAsia="Times New Roman" w:hAnsi="Times New Roman" w:cs="Times New Roman"/>
-          <w:sz w:val="24"/>
-          <w:szCs w:val="24"/>
-          <w:lang w:val="en-IN" w:eastAsia="en-IN" w:bidi="te-IN"/>
-        </w:rPr>
-      </w:pPr>
-      <w:r>
-        <w:rPr>
-          <w:rFonts w:ascii="Times New Roman" w:eastAsia="Times New Roman" w:hAnsi="Times New Roman" w:cs="Times New Roman"/>
-          <w:sz w:val="24"/>
-          <w:szCs w:val="24"/>
-          <w:lang w:val="en-IN" w:eastAsia="en-IN" w:bidi="te-IN"/>
-        </w:rPr>
-        <w:t xml:space="preserve">    int </w:t>
-      </w:r>
-      <w:proofErr w:type="gramStart"/>
-      <w:r>
-        <w:rPr>
-          <w:rFonts w:ascii="Times New Roman" w:eastAsia="Times New Roman" w:hAnsi="Times New Roman" w:cs="Times New Roman"/>
-          <w:sz w:val="24"/>
-          <w:szCs w:val="24"/>
-          <w:lang w:val="en-IN" w:eastAsia="en-IN" w:bidi="te-IN"/>
-        </w:rPr>
-        <w:t>p[</w:t>
-      </w:r>
-      <w:proofErr w:type="gramEnd"/>
-      <w:r>
-        <w:rPr>
-          <w:rFonts w:ascii="Times New Roman" w:eastAsia="Times New Roman" w:hAnsi="Times New Roman" w:cs="Times New Roman"/>
-          <w:sz w:val="24"/>
-          <w:szCs w:val="24"/>
-          <w:lang w:val="en-IN" w:eastAsia="en-IN" w:bidi="te-IN"/>
-        </w:rPr>
-        <w:t>] = {5, 10, 3, 12, 5, 50};</w:t>
-      </w:r>
-    </w:p>
-    <w:p>
-      <w:pPr>
-        <w:widowControl/>
-        <w:autoSpaceDE/>
-        <w:autoSpaceDN/>
-        <w:jc w:val="both"/>
-        <w:rPr>
-          <w:rFonts w:ascii="Times New Roman" w:eastAsia="Times New Roman" w:hAnsi="Times New Roman" w:cs="Times New Roman"/>
-          <w:sz w:val="24"/>
-          <w:szCs w:val="24"/>
-          <w:lang w:val="en-IN" w:eastAsia="en-IN" w:bidi="te-IN"/>
-        </w:rPr>
-      </w:pPr>
-    </w:p>
-    <w:p>
-      <w:pPr>
-        <w:widowControl/>
-        <w:autoSpaceDE/>
-        <w:autoSpaceDN/>
-        <w:jc w:val="both"/>
-        <w:rPr>
-          <w:rFonts w:ascii="Times New Roman" w:eastAsia="Times New Roman" w:hAnsi="Times New Roman" w:cs="Times New Roman"/>
-          <w:sz w:val="24"/>
-          <w:szCs w:val="24"/>
-          <w:lang w:val="en-IN" w:eastAsia="en-IN" w:bidi="te-IN"/>
-        </w:rPr>
-      </w:pPr>
-      <w:r>
-        <w:rPr>
-          <w:rFonts w:ascii="Times New Roman" w:eastAsia="Times New Roman" w:hAnsi="Times New Roman" w:cs="Times New Roman"/>
-          <w:sz w:val="24"/>
-          <w:szCs w:val="24"/>
-          <w:lang w:val="en-IN" w:eastAsia="en-IN" w:bidi="te-IN"/>
-        </w:rPr>
-        <w:t xml:space="preserve">    int </w:t>
-      </w:r>
-      <w:proofErr w:type="gramStart"/>
-      <w:r>
-        <w:rPr>
-          <w:rFonts w:ascii="Times New Roman" w:eastAsia="Times New Roman" w:hAnsi="Times New Roman" w:cs="Times New Roman"/>
-          <w:sz w:val="24"/>
-          <w:szCs w:val="24"/>
-          <w:lang w:val="en-IN" w:eastAsia="en-IN" w:bidi="te-IN"/>
-        </w:rPr>
-        <w:t>c[</w:t>
-      </w:r>
-      <w:proofErr w:type="gramEnd"/>
-      <w:r>
-        <w:rPr>
-          <w:rFonts w:ascii="Times New Roman" w:eastAsia="Times New Roman" w:hAnsi="Times New Roman" w:cs="Times New Roman"/>
-          <w:sz w:val="24"/>
-          <w:szCs w:val="24"/>
-          <w:lang w:val="en-IN" w:eastAsia="en-IN" w:bidi="te-IN"/>
-        </w:rPr>
-        <w:t>10][10] = {0};</w:t>
-      </w:r>
-    </w:p>
-    <w:p>
-      <w:pPr>
-        <w:widowControl/>
-        <w:autoSpaceDE/>
-        <w:autoSpaceDN/>
-        <w:jc w:val="both"/>
-        <w:rPr>
-          <w:rFonts w:ascii="Times New Roman" w:eastAsia="Times New Roman" w:hAnsi="Times New Roman" w:cs="Times New Roman"/>
-          <w:sz w:val="24"/>
-          <w:szCs w:val="24"/>
-          <w:lang w:val="en-IN" w:eastAsia="en-IN" w:bidi="te-IN"/>
-        </w:rPr>
-      </w:pPr>
-      <w:r>
-        <w:rPr>
-          <w:rFonts w:ascii="Times New Roman" w:eastAsia="Times New Roman" w:hAnsi="Times New Roman" w:cs="Times New Roman"/>
-          <w:sz w:val="24"/>
-          <w:szCs w:val="24"/>
-          <w:lang w:val="en-IN" w:eastAsia="en-IN" w:bidi="te-IN"/>
-        </w:rPr>
-        <w:t xml:space="preserve">    int </w:t>
-      </w:r>
-      <w:proofErr w:type="gramStart"/>
-      <w:r>
-        <w:rPr>
-          <w:rFonts w:ascii="Times New Roman" w:eastAsia="Times New Roman" w:hAnsi="Times New Roman" w:cs="Times New Roman"/>
-          <w:sz w:val="24"/>
-          <w:szCs w:val="24"/>
-          <w:lang w:val="en-IN" w:eastAsia="en-IN" w:bidi="te-IN"/>
-        </w:rPr>
-        <w:t>k[</w:t>
-      </w:r>
-      <w:proofErr w:type="gramEnd"/>
-      <w:r>
-        <w:rPr>
-          <w:rFonts w:ascii="Times New Roman" w:eastAsia="Times New Roman" w:hAnsi="Times New Roman" w:cs="Times New Roman"/>
-          <w:sz w:val="24"/>
-          <w:szCs w:val="24"/>
-          <w:lang w:val="en-IN" w:eastAsia="en-IN" w:bidi="te-IN"/>
-        </w:rPr>
-        <w:t>10][10] = {0};</w:t>
-      </w:r>
-    </w:p>
-    <w:p>
-      <w:pPr>
-        <w:widowControl/>
-        <w:autoSpaceDE/>
-        <w:autoSpaceDN/>
-        <w:jc w:val="both"/>
-        <w:rPr>
-          <w:rFonts w:ascii="Times New Roman" w:eastAsia="Times New Roman" w:hAnsi="Times New Roman" w:cs="Times New Roman"/>
-          <w:sz w:val="24"/>
-          <w:szCs w:val="24"/>
-          <w:lang w:val="en-IN" w:eastAsia="en-IN" w:bidi="te-IN"/>
-        </w:rPr>
-      </w:pPr>
-    </w:p>
-    <w:p>
-      <w:pPr>
-        <w:widowControl/>
-        <w:autoSpaceDE/>
-        <w:autoSpaceDN/>
-        <w:jc w:val="both"/>
-        <w:rPr>
-          <w:rFonts w:ascii="Times New Roman" w:eastAsia="Times New Roman" w:hAnsi="Times New Roman" w:cs="Times New Roman"/>
-          <w:sz w:val="24"/>
-          <w:szCs w:val="24"/>
-          <w:lang w:val="en-IN" w:eastAsia="en-IN" w:bidi="te-IN"/>
-        </w:rPr>
-      </w:pPr>
-      <w:r>
-        <w:rPr>
-          <w:rFonts w:ascii="Times New Roman" w:eastAsia="Times New Roman" w:hAnsi="Times New Roman" w:cs="Times New Roman"/>
-          <w:sz w:val="24"/>
-          <w:szCs w:val="24"/>
-          <w:lang w:val="en-IN" w:eastAsia="en-IN" w:bidi="te-IN"/>
-        </w:rPr>
-        <w:t xml:space="preserve">    </w:t>
-      </w:r>
-      <w:proofErr w:type="gramStart"/>
-      <w:r>
-        <w:rPr>
-          <w:rFonts w:ascii="Times New Roman" w:eastAsia="Times New Roman" w:hAnsi="Times New Roman" w:cs="Times New Roman"/>
-          <w:sz w:val="24"/>
-          <w:szCs w:val="24"/>
-          <w:lang w:val="en-IN" w:eastAsia="en-IN" w:bidi="te-IN"/>
-        </w:rPr>
-        <w:t>for(</w:t>
-      </w:r>
-      <w:proofErr w:type="gramEnd"/>
-      <w:r>
-        <w:rPr>
-          <w:rFonts w:ascii="Times New Roman" w:eastAsia="Times New Roman" w:hAnsi="Times New Roman" w:cs="Times New Roman"/>
-          <w:sz w:val="24"/>
-          <w:szCs w:val="24"/>
-          <w:lang w:val="en-IN" w:eastAsia="en-IN" w:bidi="te-IN"/>
-        </w:rPr>
-        <w:t>int d = 1; d &lt; n; d+</w:t>
-      </w:r>
-      <w:proofErr w:type="gramStart"/>
-      <w:r>
-        <w:rPr>
-          <w:rFonts w:ascii="Times New Roman" w:eastAsia="Times New Roman" w:hAnsi="Times New Roman" w:cs="Times New Roman"/>
-          <w:sz w:val="24"/>
-          <w:szCs w:val="24"/>
-          <w:lang w:val="en-IN" w:eastAsia="en-IN" w:bidi="te-IN"/>
-        </w:rPr>
-        <w:t>+){</w:t>
-      </w:r>
-      <w:proofErr w:type="gramEnd"/>
-    </w:p>
-    <w:p>
-      <w:pPr>
-        <w:widowControl/>
-        <w:autoSpaceDE/>
-        <w:autoSpaceDN/>
-        <w:jc w:val="both"/>
-        <w:rPr>
-          <w:rFonts w:ascii="Times New Roman" w:eastAsia="Times New Roman" w:hAnsi="Times New Roman" w:cs="Times New Roman"/>
-          <w:sz w:val="24"/>
-          <w:szCs w:val="24"/>
-          <w:lang w:val="en-IN" w:eastAsia="en-IN" w:bidi="te-IN"/>
-        </w:rPr>
-      </w:pPr>
-      <w:r>
-        <w:rPr>
-          <w:rFonts w:ascii="Times New Roman" w:eastAsia="Times New Roman" w:hAnsi="Times New Roman" w:cs="Times New Roman"/>
-          <w:sz w:val="24"/>
-          <w:szCs w:val="24"/>
-          <w:lang w:val="en-IN" w:eastAsia="en-IN" w:bidi="te-IN"/>
-        </w:rPr>
-        <w:t xml:space="preserve">        </w:t>
-      </w:r>
-      <w:proofErr w:type="gramStart"/>
-      <w:r>
-        <w:rPr>
-          <w:rFonts w:ascii="Times New Roman" w:eastAsia="Times New Roman" w:hAnsi="Times New Roman" w:cs="Times New Roman"/>
-          <w:sz w:val="24"/>
-          <w:szCs w:val="24"/>
-          <w:lang w:val="en-IN" w:eastAsia="en-IN" w:bidi="te-IN"/>
-        </w:rPr>
-        <w:t>for(</w:t>
-      </w:r>
-      <w:proofErr w:type="gramEnd"/>
-      <w:r>
-        <w:rPr>
-          <w:rFonts w:ascii="Times New Roman" w:eastAsia="Times New Roman" w:hAnsi="Times New Roman" w:cs="Times New Roman"/>
-          <w:sz w:val="24"/>
-          <w:szCs w:val="24"/>
-          <w:lang w:val="en-IN" w:eastAsia="en-IN" w:bidi="te-IN"/>
-        </w:rPr>
-        <w:t xml:space="preserve">int </w:t>
-      </w:r>
-      <w:proofErr w:type="spellStart"/>
-      <w:r>
-        <w:rPr>
-          <w:rFonts w:ascii="Times New Roman" w:eastAsia="Times New Roman" w:hAnsi="Times New Roman" w:cs="Times New Roman"/>
-          <w:sz w:val="24"/>
-          <w:szCs w:val="24"/>
-          <w:lang w:val="en-IN" w:eastAsia="en-IN" w:bidi="te-IN"/>
-        </w:rPr>
-        <w:t>i</w:t>
-      </w:r>
-      <w:proofErr w:type="spellEnd"/>
-      <w:r>
-        <w:rPr>
-          <w:rFonts w:ascii="Times New Roman" w:eastAsia="Times New Roman" w:hAnsi="Times New Roman" w:cs="Times New Roman"/>
-          <w:sz w:val="24"/>
-          <w:szCs w:val="24"/>
-          <w:lang w:val="en-IN" w:eastAsia="en-IN" w:bidi="te-IN"/>
-        </w:rPr>
-        <w:t xml:space="preserve"> = 1; </w:t>
-      </w:r>
-      <w:proofErr w:type="spellStart"/>
-      <w:r>
-        <w:rPr>
-          <w:rFonts w:ascii="Times New Roman" w:eastAsia="Times New Roman" w:hAnsi="Times New Roman" w:cs="Times New Roman"/>
-          <w:sz w:val="24"/>
-          <w:szCs w:val="24"/>
-          <w:lang w:val="en-IN" w:eastAsia="en-IN" w:bidi="te-IN"/>
-        </w:rPr>
-        <w:t>i</w:t>
-      </w:r>
-      <w:proofErr w:type="spellEnd"/>
-      <w:r>
-        <w:rPr>
-          <w:rFonts w:ascii="Times New Roman" w:eastAsia="Times New Roman" w:hAnsi="Times New Roman" w:cs="Times New Roman"/>
-          <w:sz w:val="24"/>
-          <w:szCs w:val="24"/>
-          <w:lang w:val="en-IN" w:eastAsia="en-IN" w:bidi="te-IN"/>
-        </w:rPr>
-        <w:t xml:space="preserve"> &lt;= n-d; </w:t>
-      </w:r>
-      <w:proofErr w:type="spellStart"/>
-      <w:r>
-        <w:rPr>
-          <w:rFonts w:ascii="Times New Roman" w:eastAsia="Times New Roman" w:hAnsi="Times New Roman" w:cs="Times New Roman"/>
-          <w:sz w:val="24"/>
-          <w:szCs w:val="24"/>
-          <w:lang w:val="en-IN" w:eastAsia="en-IN" w:bidi="te-IN"/>
-        </w:rPr>
-        <w:t>i</w:t>
-      </w:r>
-      <w:proofErr w:type="spellEnd"/>
-      <w:r>
-        <w:rPr>
-          <w:rFonts w:ascii="Times New Roman" w:eastAsia="Times New Roman" w:hAnsi="Times New Roman" w:cs="Times New Roman"/>
-          <w:sz w:val="24"/>
-          <w:szCs w:val="24"/>
-          <w:lang w:val="en-IN" w:eastAsia="en-IN" w:bidi="te-IN"/>
-        </w:rPr>
-        <w:t>+</w:t>
-      </w:r>
-      <w:proofErr w:type="gramStart"/>
-      <w:r>
-        <w:rPr>
-          <w:rFonts w:ascii="Times New Roman" w:eastAsia="Times New Roman" w:hAnsi="Times New Roman" w:cs="Times New Roman"/>
-          <w:sz w:val="24"/>
-          <w:szCs w:val="24"/>
-          <w:lang w:val="en-IN" w:eastAsia="en-IN" w:bidi="te-IN"/>
-        </w:rPr>
-        <w:t>+){</w:t>
-      </w:r>
-      <w:proofErr w:type="gramEnd"/>
-    </w:p>
-    <w:p>
-      <w:pPr>
-        <w:widowControl/>
-        <w:autoSpaceDE/>
-        <w:autoSpaceDN/>
-        <w:jc w:val="both"/>
-        <w:rPr>
-          <w:rFonts w:ascii="Times New Roman" w:eastAsia="Times New Roman" w:hAnsi="Times New Roman" w:cs="Times New Roman"/>
-          <w:sz w:val="24"/>
-          <w:szCs w:val="24"/>
-          <w:lang w:val="en-IN" w:eastAsia="en-IN" w:bidi="te-IN"/>
-        </w:rPr>
-      </w:pPr>
-      <w:r>
-        <w:rPr>
-          <w:rFonts w:ascii="Times New Roman" w:eastAsia="Times New Roman" w:hAnsi="Times New Roman" w:cs="Times New Roman"/>
-          <w:sz w:val="24"/>
-          <w:szCs w:val="24"/>
-          <w:lang w:val="en-IN" w:eastAsia="en-IN" w:bidi="te-IN"/>
-        </w:rPr>
-        <w:t xml:space="preserve">            int j = </w:t>
-      </w:r>
-      <w:proofErr w:type="spellStart"/>
-      <w:r>
-        <w:rPr>
-          <w:rFonts w:ascii="Times New Roman" w:eastAsia="Times New Roman" w:hAnsi="Times New Roman" w:cs="Times New Roman"/>
-          <w:sz w:val="24"/>
-          <w:szCs w:val="24"/>
-          <w:lang w:val="en-IN" w:eastAsia="en-IN" w:bidi="te-IN"/>
-        </w:rPr>
-        <w:t>i</w:t>
-      </w:r>
-      <w:proofErr w:type="spellEnd"/>
-      <w:r>
-        <w:rPr>
-          <w:rFonts w:ascii="Times New Roman" w:eastAsia="Times New Roman" w:hAnsi="Times New Roman" w:cs="Times New Roman"/>
-          <w:sz w:val="24"/>
-          <w:szCs w:val="24"/>
-          <w:lang w:val="en-IN" w:eastAsia="en-IN" w:bidi="te-IN"/>
-        </w:rPr>
-        <w:t xml:space="preserve"> + d;</w:t>
-      </w:r>
-    </w:p>
-    <w:p>
-      <w:pPr>
-        <w:widowControl/>
-        <w:autoSpaceDE/>
-        <w:autoSpaceDN/>
-        <w:jc w:val="both"/>
-        <w:rPr>
-          <w:rFonts w:ascii="Times New Roman" w:eastAsia="Times New Roman" w:hAnsi="Times New Roman" w:cs="Times New Roman"/>
-          <w:sz w:val="24"/>
-          <w:szCs w:val="24"/>
-          <w:lang w:val="en-IN" w:eastAsia="en-IN" w:bidi="te-IN"/>
-        </w:rPr>
-      </w:pPr>
-      <w:r>
-        <w:rPr>
-          <w:rFonts w:ascii="Times New Roman" w:eastAsia="Times New Roman" w:hAnsi="Times New Roman" w:cs="Times New Roman"/>
-          <w:sz w:val="24"/>
-          <w:szCs w:val="24"/>
-          <w:lang w:val="en-IN" w:eastAsia="en-IN" w:bidi="te-IN"/>
-        </w:rPr>
-        <w:t xml:space="preserve">            int min = 99999;</w:t>
-      </w:r>
-    </w:p>
-    <w:p>
-      <w:pPr>
-        <w:widowControl/>
-        <w:autoSpaceDE/>
-        <w:autoSpaceDN/>
-        <w:jc w:val="both"/>
-        <w:rPr>
-          <w:rFonts w:ascii="Times New Roman" w:eastAsia="Times New Roman" w:hAnsi="Times New Roman" w:cs="Times New Roman"/>
-          <w:sz w:val="24"/>
-          <w:szCs w:val="24"/>
-          <w:lang w:val="en-IN" w:eastAsia="en-IN" w:bidi="te-IN"/>
-        </w:rPr>
-      </w:pPr>
-    </w:p>
-    <w:p>
-      <w:pPr>
-        <w:widowControl/>
-        <w:autoSpaceDE/>
-        <w:autoSpaceDN/>
-        <w:jc w:val="both"/>
-        <w:rPr>
-          <w:rFonts w:ascii="Times New Roman" w:eastAsia="Times New Roman" w:hAnsi="Times New Roman" w:cs="Times New Roman"/>
-          <w:sz w:val="24"/>
-          <w:szCs w:val="24"/>
-          <w:lang w:val="en-IN" w:eastAsia="en-IN" w:bidi="te-IN"/>
-        </w:rPr>
-      </w:pPr>
-      <w:r>
-        <w:rPr>
-          <w:rFonts w:ascii="Times New Roman" w:eastAsia="Times New Roman" w:hAnsi="Times New Roman" w:cs="Times New Roman"/>
-          <w:sz w:val="24"/>
-          <w:szCs w:val="24"/>
-          <w:lang w:val="en-IN" w:eastAsia="en-IN" w:bidi="te-IN"/>
-        </w:rPr>
-        <w:t xml:space="preserve">            </w:t>
-      </w:r>
-      <w:proofErr w:type="gramStart"/>
-      <w:r>
-        <w:rPr>
-          <w:rFonts w:ascii="Times New Roman" w:eastAsia="Times New Roman" w:hAnsi="Times New Roman" w:cs="Times New Roman"/>
-          <w:sz w:val="24"/>
-          <w:szCs w:val="24"/>
-          <w:lang w:val="en-IN" w:eastAsia="en-IN" w:bidi="te-IN"/>
-        </w:rPr>
-        <w:t>for(</w:t>
-      </w:r>
-      <w:proofErr w:type="gramEnd"/>
-      <w:r>
-        <w:rPr>
-          <w:rFonts w:ascii="Times New Roman" w:eastAsia="Times New Roman" w:hAnsi="Times New Roman" w:cs="Times New Roman"/>
-          <w:sz w:val="24"/>
-          <w:szCs w:val="24"/>
-          <w:lang w:val="en-IN" w:eastAsia="en-IN" w:bidi="te-IN"/>
-        </w:rPr>
-        <w:t xml:space="preserve">int x = </w:t>
-      </w:r>
-      <w:proofErr w:type="spellStart"/>
-      <w:r>
-        <w:rPr>
-          <w:rFonts w:ascii="Times New Roman" w:eastAsia="Times New Roman" w:hAnsi="Times New Roman" w:cs="Times New Roman"/>
-          <w:sz w:val="24"/>
-          <w:szCs w:val="24"/>
-          <w:lang w:val="en-IN" w:eastAsia="en-IN" w:bidi="te-IN"/>
-        </w:rPr>
-        <w:t>i</w:t>
-      </w:r>
-      <w:proofErr w:type="spellEnd"/>
-      <w:r>
-        <w:rPr>
-          <w:rFonts w:ascii="Times New Roman" w:eastAsia="Times New Roman" w:hAnsi="Times New Roman" w:cs="Times New Roman"/>
-          <w:sz w:val="24"/>
-          <w:szCs w:val="24"/>
-          <w:lang w:val="en-IN" w:eastAsia="en-IN" w:bidi="te-IN"/>
-        </w:rPr>
-        <w:t>; x &lt; j; x+</w:t>
-      </w:r>
-      <w:proofErr w:type="gramStart"/>
-      <w:r>
-        <w:rPr>
-          <w:rFonts w:ascii="Times New Roman" w:eastAsia="Times New Roman" w:hAnsi="Times New Roman" w:cs="Times New Roman"/>
-          <w:sz w:val="24"/>
-          <w:szCs w:val="24"/>
-          <w:lang w:val="en-IN" w:eastAsia="en-IN" w:bidi="te-IN"/>
-        </w:rPr>
-        <w:t>+){</w:t>
-      </w:r>
-      <w:proofErr w:type="gramEnd"/>
-    </w:p>
-    <w:p>
-      <w:pPr>
-        <w:widowControl/>
-        <w:autoSpaceDE/>
-        <w:autoSpaceDN/>
-        <w:jc w:val="both"/>
-        <w:rPr>
-          <w:rFonts w:ascii="Times New Roman" w:eastAsia="Times New Roman" w:hAnsi="Times New Roman" w:cs="Times New Roman"/>
-          <w:sz w:val="24"/>
-          <w:szCs w:val="24"/>
-          <w:lang w:val="en-IN" w:eastAsia="en-IN" w:bidi="te-IN"/>
-        </w:rPr>
-      </w:pPr>
-      <w:r>
-        <w:rPr>
-          <w:rFonts w:ascii="Times New Roman" w:eastAsia="Times New Roman" w:hAnsi="Times New Roman" w:cs="Times New Roman"/>
-          <w:sz w:val="24"/>
-          <w:szCs w:val="24"/>
-          <w:lang w:val="en-IN" w:eastAsia="en-IN" w:bidi="te-IN"/>
-        </w:rPr>
-        <w:t xml:space="preserve">                int q = c[</w:t>
-      </w:r>
-      <w:proofErr w:type="spellStart"/>
-      <w:r>
-        <w:rPr>
-          <w:rFonts w:ascii="Times New Roman" w:eastAsia="Times New Roman" w:hAnsi="Times New Roman" w:cs="Times New Roman"/>
-          <w:sz w:val="24"/>
-          <w:szCs w:val="24"/>
-          <w:lang w:val="en-IN" w:eastAsia="en-IN" w:bidi="te-IN"/>
-        </w:rPr>
-        <w:t>i</w:t>
-      </w:r>
-      <w:proofErr w:type="spellEnd"/>
-      <w:r>
-        <w:rPr>
-          <w:rFonts w:ascii="Times New Roman" w:eastAsia="Times New Roman" w:hAnsi="Times New Roman" w:cs="Times New Roman"/>
-          <w:sz w:val="24"/>
-          <w:szCs w:val="24"/>
-          <w:lang w:val="en-IN" w:eastAsia="en-IN" w:bidi="te-IN"/>
-        </w:rPr>
-        <w:t>][x] + c[x+</w:t>
-      </w:r>
-      <w:proofErr w:type="gramStart"/>
-      <w:r>
-        <w:rPr>
-          <w:rFonts w:ascii="Times New Roman" w:eastAsia="Times New Roman" w:hAnsi="Times New Roman" w:cs="Times New Roman"/>
-          <w:sz w:val="24"/>
-          <w:szCs w:val="24"/>
-          <w:lang w:val="en-IN" w:eastAsia="en-IN" w:bidi="te-IN"/>
-        </w:rPr>
-        <w:t>1][</w:t>
-      </w:r>
-      <w:proofErr w:type="gramEnd"/>
-      <w:r>
-        <w:rPr>
-          <w:rFonts w:ascii="Times New Roman" w:eastAsia="Times New Roman" w:hAnsi="Times New Roman" w:cs="Times New Roman"/>
-          <w:sz w:val="24"/>
-          <w:szCs w:val="24"/>
-          <w:lang w:val="en-IN" w:eastAsia="en-IN" w:bidi="te-IN"/>
-        </w:rPr>
-        <w:t>j]</w:t>
-      </w:r>
-    </w:p>
-    <w:p>
-      <w:pPr>
-        <w:widowControl/>
-        <w:autoSpaceDE/>
-        <w:autoSpaceDN/>
-        <w:jc w:val="both"/>
-        <w:rPr>
-          <w:rFonts w:ascii="Times New Roman" w:eastAsia="Times New Roman" w:hAnsi="Times New Roman" w:cs="Times New Roman"/>
-          <w:sz w:val="24"/>
-          <w:szCs w:val="24"/>
-          <w:lang w:val="en-IN" w:eastAsia="en-IN" w:bidi="te-IN"/>
-        </w:rPr>
-      </w:pPr>
-      <w:r>
-        <w:rPr>
-          <w:rFonts w:ascii="Times New Roman" w:eastAsia="Times New Roman" w:hAnsi="Times New Roman" w:cs="Times New Roman"/>
-          <w:sz w:val="24"/>
-          <w:szCs w:val="24"/>
-          <w:lang w:val="en-IN" w:eastAsia="en-IN" w:bidi="te-IN"/>
-        </w:rPr>
-        <w:t xml:space="preserve">                      + p[i-1] * p[x] * p[j];</w:t>
-      </w:r>
-    </w:p>
-    <w:p>
-      <w:pPr>
-        <w:widowControl/>
-        <w:autoSpaceDE/>
-        <w:autoSpaceDN/>
-        <w:jc w:val="both"/>
-        <w:rPr>
-          <w:rFonts w:ascii="Times New Roman" w:eastAsia="Times New Roman" w:hAnsi="Times New Roman" w:cs="Times New Roman"/>
-          <w:sz w:val="24"/>
-          <w:szCs w:val="24"/>
-          <w:lang w:val="en-IN" w:eastAsia="en-IN" w:bidi="te-IN"/>
-        </w:rPr>
-      </w:pPr>
-    </w:p>
-    <w:p>
-      <w:pPr>
-        <w:widowControl/>
-        <w:autoSpaceDE/>
-        <w:autoSpaceDN/>
-        <w:jc w:val="both"/>
-        <w:rPr>
-          <w:rFonts w:ascii="Times New Roman" w:eastAsia="Times New Roman" w:hAnsi="Times New Roman" w:cs="Times New Roman"/>
-          <w:sz w:val="24"/>
-          <w:szCs w:val="24"/>
-          <w:lang w:val="en-IN" w:eastAsia="en-IN" w:bidi="te-IN"/>
-        </w:rPr>
-      </w:pPr>
-      <w:r>
-        <w:rPr>
-          <w:rFonts w:ascii="Times New Roman" w:eastAsia="Times New Roman" w:hAnsi="Times New Roman" w:cs="Times New Roman"/>
-          <w:sz w:val="24"/>
-          <w:szCs w:val="24"/>
-          <w:lang w:val="en-IN" w:eastAsia="en-IN" w:bidi="te-IN"/>
-        </w:rPr>
-        <w:t xml:space="preserve">                </w:t>
-      </w:r>
-      <w:proofErr w:type="gramStart"/>
-      <w:r>
-        <w:rPr>
-          <w:rFonts w:ascii="Times New Roman" w:eastAsia="Times New Roman" w:hAnsi="Times New Roman" w:cs="Times New Roman"/>
-          <w:sz w:val="24"/>
-          <w:szCs w:val="24"/>
-          <w:lang w:val="en-IN" w:eastAsia="en-IN" w:bidi="te-IN"/>
-        </w:rPr>
-        <w:t>if(</w:t>
-      </w:r>
-      <w:proofErr w:type="gramEnd"/>
-      <w:r>
-        <w:rPr>
-          <w:rFonts w:ascii="Times New Roman" w:eastAsia="Times New Roman" w:hAnsi="Times New Roman" w:cs="Times New Roman"/>
-          <w:sz w:val="24"/>
-          <w:szCs w:val="24"/>
-          <w:lang w:val="en-IN" w:eastAsia="en-IN" w:bidi="te-IN"/>
-        </w:rPr>
-        <w:t xml:space="preserve">q &lt; </w:t>
-      </w:r>
-      <w:proofErr w:type="gramStart"/>
-      <w:r>
-        <w:rPr>
-          <w:rFonts w:ascii="Times New Roman" w:eastAsia="Times New Roman" w:hAnsi="Times New Roman" w:cs="Times New Roman"/>
-          <w:sz w:val="24"/>
-          <w:szCs w:val="24"/>
-          <w:lang w:val="en-IN" w:eastAsia="en-IN" w:bidi="te-IN"/>
-        </w:rPr>
-        <w:t>min){</w:t>
-      </w:r>
-      <w:proofErr w:type="gramEnd"/>
-    </w:p>
-    <w:p>
-      <w:pPr>
-        <w:widowControl/>
-        <w:autoSpaceDE/>
-        <w:autoSpaceDN/>
-        <w:jc w:val="both"/>
-        <w:rPr>
-          <w:rFonts w:ascii="Times New Roman" w:eastAsia="Times New Roman" w:hAnsi="Times New Roman" w:cs="Times New Roman"/>
-          <w:sz w:val="24"/>
-          <w:szCs w:val="24"/>
-          <w:lang w:val="en-IN" w:eastAsia="en-IN" w:bidi="te-IN"/>
-        </w:rPr>
-      </w:pPr>
-      <w:r>
-        <w:rPr>
-          <w:rFonts w:ascii="Times New Roman" w:eastAsia="Times New Roman" w:hAnsi="Times New Roman" w:cs="Times New Roman"/>
-          <w:sz w:val="24"/>
-          <w:szCs w:val="24"/>
-          <w:lang w:val="en-IN" w:eastAsia="en-IN" w:bidi="te-IN"/>
-        </w:rPr>
-        <w:t xml:space="preserve">                    min = q;</w:t>
-      </w:r>
-    </w:p>
-    <w:p>
-      <w:pPr>
-        <w:widowControl/>
-        <w:autoSpaceDE/>
-        <w:autoSpaceDN/>
-        <w:jc w:val="both"/>
-        <w:rPr>
-          <w:rFonts w:ascii="Times New Roman" w:eastAsia="Times New Roman" w:hAnsi="Times New Roman" w:cs="Times New Roman"/>
-          <w:sz w:val="24"/>
-          <w:szCs w:val="24"/>
-          <w:lang w:val="en-IN" w:eastAsia="en-IN" w:bidi="te-IN"/>
-        </w:rPr>
-      </w:pPr>
-      <w:r>
-        <w:rPr>
-          <w:rFonts w:ascii="Times New Roman" w:eastAsia="Times New Roman" w:hAnsi="Times New Roman" w:cs="Times New Roman"/>
-          <w:sz w:val="24"/>
-          <w:szCs w:val="24"/>
-          <w:lang w:val="en-IN" w:eastAsia="en-IN" w:bidi="te-IN"/>
-        </w:rPr>
-        <w:t xml:space="preserve">                    k[</w:t>
-      </w:r>
-      <w:proofErr w:type="spellStart"/>
-      <w:r>
-        <w:rPr>
-          <w:rFonts w:ascii="Times New Roman" w:eastAsia="Times New Roman" w:hAnsi="Times New Roman" w:cs="Times New Roman"/>
-          <w:sz w:val="24"/>
-          <w:szCs w:val="24"/>
-          <w:lang w:val="en-IN" w:eastAsia="en-IN" w:bidi="te-IN"/>
-        </w:rPr>
-        <w:t>i</w:t>
-      </w:r>
-      <w:proofErr w:type="spellEnd"/>
-      <w:r>
-        <w:rPr>
-          <w:rFonts w:ascii="Times New Roman" w:eastAsia="Times New Roman" w:hAnsi="Times New Roman" w:cs="Times New Roman"/>
-          <w:sz w:val="24"/>
-          <w:szCs w:val="24"/>
-          <w:lang w:val="en-IN" w:eastAsia="en-IN" w:bidi="te-IN"/>
-        </w:rPr>
-        <w:t>][j] = x;</w:t>
-      </w:r>
-    </w:p>
-    <w:p>
-      <w:pPr>
-        <w:widowControl/>
-        <w:autoSpaceDE/>
-        <w:autoSpaceDN/>
-        <w:jc w:val="both"/>
-        <w:rPr>
-          <w:rFonts w:ascii="Times New Roman" w:eastAsia="Times New Roman" w:hAnsi="Times New Roman" w:cs="Times New Roman"/>
-          <w:sz w:val="24"/>
-          <w:szCs w:val="24"/>
-          <w:lang w:val="en-IN" w:eastAsia="en-IN" w:bidi="te-IN"/>
-        </w:rPr>
-      </w:pPr>
-      <w:r>
-        <w:rPr>
-          <w:rFonts w:ascii="Times New Roman" w:eastAsia="Times New Roman" w:hAnsi="Times New Roman" w:cs="Times New Roman"/>
-          <w:sz w:val="24"/>
-          <w:szCs w:val="24"/>
-          <w:lang w:val="en-IN" w:eastAsia="en-IN" w:bidi="te-IN"/>
-        </w:rPr>
-        <w:t xml:space="preserve">                }</w:t>
-      </w:r>
-    </w:p>
-    <w:p>
-      <w:pPr>
-        <w:widowControl/>
-        <w:autoSpaceDE/>
-        <w:autoSpaceDN/>
-        <w:jc w:val="both"/>
-        <w:rPr>
-          <w:rFonts w:ascii="Times New Roman" w:eastAsia="Times New Roman" w:hAnsi="Times New Roman" w:cs="Times New Roman"/>
-          <w:sz w:val="24"/>
-          <w:szCs w:val="24"/>
-          <w:lang w:val="en-IN" w:eastAsia="en-IN" w:bidi="te-IN"/>
-        </w:rPr>
-      </w:pPr>
-      <w:r>
-        <w:rPr>
-          <w:rFonts w:ascii="Times New Roman" w:eastAsia="Times New Roman" w:hAnsi="Times New Roman" w:cs="Times New Roman"/>
-          <w:sz w:val="24"/>
-          <w:szCs w:val="24"/>
-          <w:lang w:val="en-IN" w:eastAsia="en-IN" w:bidi="te-IN"/>
-        </w:rPr>
-        <w:t xml:space="preserve">            }</w:t>
-      </w:r>
-    </w:p>
-    <w:p>
-      <w:pPr>
-        <w:widowControl/>
-        <w:autoSpaceDE/>
-        <w:autoSpaceDN/>
-        <w:jc w:val="both"/>
-        <w:rPr>
-          <w:rFonts w:ascii="Times New Roman" w:eastAsia="Times New Roman" w:hAnsi="Times New Roman" w:cs="Times New Roman"/>
-          <w:sz w:val="24"/>
-          <w:szCs w:val="24"/>
-          <w:lang w:val="en-IN" w:eastAsia="en-IN" w:bidi="te-IN"/>
-        </w:rPr>
-      </w:pPr>
-      <w:r>
-        <w:rPr>
-          <w:rFonts w:ascii="Times New Roman" w:eastAsia="Times New Roman" w:hAnsi="Times New Roman" w:cs="Times New Roman"/>
-          <w:sz w:val="24"/>
-          <w:szCs w:val="24"/>
-          <w:lang w:val="en-IN" w:eastAsia="en-IN" w:bidi="te-IN"/>
-        </w:rPr>
-        <w:t xml:space="preserve">            c[</w:t>
-      </w:r>
-      <w:proofErr w:type="spellStart"/>
-      <w:r>
-        <w:rPr>
-          <w:rFonts w:ascii="Times New Roman" w:eastAsia="Times New Roman" w:hAnsi="Times New Roman" w:cs="Times New Roman"/>
-          <w:sz w:val="24"/>
-          <w:szCs w:val="24"/>
-          <w:lang w:val="en-IN" w:eastAsia="en-IN" w:bidi="te-IN"/>
-        </w:rPr>
-        <w:t>i</w:t>
-      </w:r>
-      <w:proofErr w:type="spellEnd"/>
-      <w:r>
-        <w:rPr>
-          <w:rFonts w:ascii="Times New Roman" w:eastAsia="Times New Roman" w:hAnsi="Times New Roman" w:cs="Times New Roman"/>
-          <w:sz w:val="24"/>
-          <w:szCs w:val="24"/>
-          <w:lang w:val="en-IN" w:eastAsia="en-IN" w:bidi="te-IN"/>
-        </w:rPr>
-        <w:t>][j] = min;</w:t>
-      </w:r>
-    </w:p>
-    <w:p>
-      <w:pPr>
-        <w:widowControl/>
-        <w:autoSpaceDE/>
-        <w:autoSpaceDN/>
-        <w:jc w:val="both"/>
-        <w:rPr>
-          <w:rFonts w:ascii="Times New Roman" w:eastAsia="Times New Roman" w:hAnsi="Times New Roman" w:cs="Times New Roman"/>
-          <w:sz w:val="24"/>
-          <w:szCs w:val="24"/>
-          <w:lang w:val="en-IN" w:eastAsia="en-IN" w:bidi="te-IN"/>
-        </w:rPr>
-      </w:pPr>
-      <w:r>
-        <w:rPr>
-          <w:rFonts w:ascii="Times New Roman" w:eastAsia="Times New Roman" w:hAnsi="Times New Roman" w:cs="Times New Roman"/>
-          <w:sz w:val="24"/>
-          <w:szCs w:val="24"/>
-          <w:lang w:val="en-IN" w:eastAsia="en-IN" w:bidi="te-IN"/>
-        </w:rPr>
-        <w:t xml:space="preserve">        }</w:t>
-      </w:r>
-    </w:p>
-    <w:p>
-      <w:pPr>
-        <w:widowControl/>
-        <w:autoSpaceDE/>
-        <w:autoSpaceDN/>
-        <w:jc w:val="both"/>
-        <w:rPr>
-          <w:rFonts w:ascii="Times New Roman" w:eastAsia="Times New Roman" w:hAnsi="Times New Roman" w:cs="Times New Roman"/>
-          <w:sz w:val="24"/>
-          <w:szCs w:val="24"/>
-          <w:lang w:val="en-IN" w:eastAsia="en-IN" w:bidi="te-IN"/>
-        </w:rPr>
-      </w:pPr>
-      <w:r>
-        <w:rPr>
-          <w:rFonts w:ascii="Times New Roman" w:eastAsia="Times New Roman" w:hAnsi="Times New Roman" w:cs="Times New Roman"/>
-          <w:sz w:val="24"/>
-          <w:szCs w:val="24"/>
-          <w:lang w:val="en-IN" w:eastAsia="en-IN" w:bidi="te-IN"/>
-        </w:rPr>
-        <w:t xml:space="preserve">    }</w:t>
-      </w:r>
-    </w:p>
-    <w:p>
-      <w:pPr>
-        <w:widowControl/>
-        <w:autoSpaceDE/>
-        <w:autoSpaceDN/>
-        <w:jc w:val="both"/>
-        <w:rPr>
-          <w:rFonts w:ascii="Times New Roman" w:eastAsia="Times New Roman" w:hAnsi="Times New Roman" w:cs="Times New Roman"/>
-          <w:sz w:val="24"/>
-          <w:szCs w:val="24"/>
-          <w:lang w:val="en-IN" w:eastAsia="en-IN" w:bidi="te-IN"/>
-        </w:rPr>
-      </w:pPr>
-    </w:p>
-    <w:p>
-      <w:pPr>
-        <w:widowControl/>
-        <w:autoSpaceDE/>
-        <w:autoSpaceDN/>
-        <w:jc w:val="both"/>
-        <w:rPr>
-          <w:rFonts w:ascii="Times New Roman" w:eastAsia="Times New Roman" w:hAnsi="Times New Roman" w:cs="Times New Roman"/>
-          <w:sz w:val="24"/>
-          <w:szCs w:val="24"/>
-          <w:lang w:val="en-IN" w:eastAsia="en-IN" w:bidi="te-IN"/>
-        </w:rPr>
-      </w:pPr>
-      <w:r>
-        <w:rPr>
-          <w:rFonts w:ascii="Times New Roman" w:eastAsia="Times New Roman" w:hAnsi="Times New Roman" w:cs="Times New Roman"/>
-          <w:sz w:val="24"/>
-          <w:szCs w:val="24"/>
-          <w:lang w:val="en-IN" w:eastAsia="en-IN" w:bidi="te-IN"/>
-        </w:rPr>
-        <w:t xml:space="preserve">    </w:t>
-      </w:r>
-      <w:proofErr w:type="spellStart"/>
-      <w:r>
-        <w:rPr>
-          <w:rFonts w:ascii="Times New Roman" w:eastAsia="Times New Roman" w:hAnsi="Times New Roman" w:cs="Times New Roman"/>
-          <w:sz w:val="24"/>
-          <w:szCs w:val="24"/>
-          <w:lang w:val="en-IN" w:eastAsia="en-IN" w:bidi="te-IN"/>
-        </w:rPr>
-        <w:t>cout</w:t>
-      </w:r>
-      <w:proofErr w:type="spellEnd"/>
-      <w:r>
-        <w:rPr>
-          <w:rFonts w:ascii="Times New Roman" w:eastAsia="Times New Roman" w:hAnsi="Times New Roman" w:cs="Times New Roman"/>
-          <w:sz w:val="24"/>
-          <w:szCs w:val="24"/>
-          <w:lang w:val="en-IN" w:eastAsia="en-IN" w:bidi="te-IN"/>
-        </w:rPr>
-        <w:t xml:space="preserve"> &lt;&lt; "\</w:t>
-      </w:r>
-      <w:proofErr w:type="spellStart"/>
-      <w:r>
-        <w:rPr>
-          <w:rFonts w:ascii="Times New Roman" w:eastAsia="Times New Roman" w:hAnsi="Times New Roman" w:cs="Times New Roman"/>
-          <w:sz w:val="24"/>
-          <w:szCs w:val="24"/>
-          <w:lang w:val="en-IN" w:eastAsia="en-IN" w:bidi="te-IN"/>
-        </w:rPr>
-        <w:t>nMinimum</w:t>
-      </w:r>
-      <w:proofErr w:type="spellEnd"/>
-      <w:r>
-        <w:rPr>
-          <w:rFonts w:ascii="Times New Roman" w:eastAsia="Times New Roman" w:hAnsi="Times New Roman" w:cs="Times New Roman"/>
-          <w:sz w:val="24"/>
-          <w:szCs w:val="24"/>
-          <w:lang w:val="en-IN" w:eastAsia="en-IN" w:bidi="te-IN"/>
-        </w:rPr>
-        <w:t xml:space="preserve"> cost = " &lt;&lt; c[1][</w:t>
-      </w:r>
-      <w:proofErr w:type="gramStart"/>
-      <w:r>
-        <w:rPr>
-          <w:rFonts w:ascii="Times New Roman" w:eastAsia="Times New Roman" w:hAnsi="Times New Roman" w:cs="Times New Roman"/>
-          <w:sz w:val="24"/>
-          <w:szCs w:val="24"/>
-          <w:lang w:val="en-IN" w:eastAsia="en-IN" w:bidi="te-IN"/>
-        </w:rPr>
-        <w:t>n]&lt;</w:t>
-      </w:r>
-      <w:proofErr w:type="gramEnd"/>
-      <w:r>
-        <w:rPr>
-          <w:rFonts w:ascii="Times New Roman" w:eastAsia="Times New Roman" w:hAnsi="Times New Roman" w:cs="Times New Roman"/>
-          <w:sz w:val="24"/>
-          <w:szCs w:val="24"/>
-          <w:lang w:val="en-IN" w:eastAsia="en-IN" w:bidi="te-IN"/>
-        </w:rPr>
-        <w:t>&lt;</w:t>
-      </w:r>
-      <w:proofErr w:type="spellStart"/>
-      <w:r>
-        <w:rPr>
-          <w:rFonts w:ascii="Times New Roman" w:eastAsia="Times New Roman" w:hAnsi="Times New Roman" w:cs="Times New Roman"/>
-          <w:sz w:val="24"/>
-          <w:szCs w:val="24"/>
-          <w:lang w:val="en-IN" w:eastAsia="en-IN" w:bidi="te-IN"/>
-        </w:rPr>
-        <w:t>endl</w:t>
-      </w:r>
-      <w:proofErr w:type="spellEnd"/>
-      <w:r>
-        <w:rPr>
-          <w:rFonts w:ascii="Times New Roman" w:eastAsia="Times New Roman" w:hAnsi="Times New Roman" w:cs="Times New Roman"/>
-          <w:sz w:val="24"/>
-          <w:szCs w:val="24"/>
-          <w:lang w:val="en-IN" w:eastAsia="en-IN" w:bidi="te-IN"/>
-        </w:rPr>
-        <w:t>;</w:t>
-      </w:r>
-    </w:p>
-    <w:p>
-      <w:pPr>
-        <w:widowControl/>
-        <w:autoSpaceDE/>
-        <w:autoSpaceDN/>
-        <w:jc w:val="both"/>
-        <w:rPr>
-          <w:rFonts w:ascii="Times New Roman" w:eastAsia="Times New Roman" w:hAnsi="Times New Roman" w:cs="Times New Roman"/>
-          <w:sz w:val="24"/>
-          <w:szCs w:val="24"/>
-          <w:lang w:val="en-IN" w:eastAsia="en-IN" w:bidi="te-IN"/>
-        </w:rPr>
-      </w:pPr>
-    </w:p>
-    <w:p>
-      <w:pPr>
-        <w:widowControl/>
-        <w:autoSpaceDE/>
-        <w:autoSpaceDN/>
-        <w:jc w:val="both"/>
-        <w:rPr>
-          <w:rFonts w:ascii="Times New Roman" w:eastAsia="Times New Roman" w:hAnsi="Times New Roman" w:cs="Times New Roman"/>
-          <w:sz w:val="24"/>
-          <w:szCs w:val="24"/>
-          <w:lang w:val="en-IN" w:eastAsia="en-IN" w:bidi="te-IN"/>
-        </w:rPr>
-      </w:pPr>
-      <w:r>
-        <w:rPr>
-          <w:rFonts w:ascii="Times New Roman" w:eastAsia="Times New Roman" w:hAnsi="Times New Roman" w:cs="Times New Roman"/>
-          <w:sz w:val="24"/>
-          <w:szCs w:val="24"/>
-          <w:lang w:val="en-IN" w:eastAsia="en-IN" w:bidi="te-IN"/>
-        </w:rPr>
-        <w:t xml:space="preserve">    return 0;</w:t>
-      </w:r>
-    </w:p>
-    <w:p>
-      <w:pPr>
-        <w:widowControl/>
-        <w:autoSpaceDE/>
-        <w:autoSpaceDN/>
-        <w:jc w:val="both"/>
-        <w:rPr>
-          <w:rFonts w:ascii="Times New Roman" w:eastAsia="Times New Roman" w:hAnsi="Times New Roman" w:cs="Times New Roman"/>
-          <w:sz w:val="24"/>
-          <w:szCs w:val="24"/>
-          <w:lang w:val="en-IN" w:eastAsia="en-IN" w:bidi="te-IN"/>
-        </w:rPr>
-      </w:pPr>
-      <w:r>
-        <w:rPr>
-          <w:rFonts w:ascii="Times New Roman" w:eastAsia="Times New Roman" w:hAnsi="Times New Roman" w:cs="Times New Roman"/>
-          <w:sz w:val="24"/>
-          <w:szCs w:val="24"/>
-          <w:lang w:val="en-IN" w:eastAsia="en-IN" w:bidi="te-IN"/>
-        </w:rPr>
-        <w:t>}</w:t>
-      </w:r>
-    </w:p>
-    <w:p>
-      <w:pPr>
-        <w:widowControl/>
-        <w:autoSpaceDE/>
-        <w:autoSpaceDN/>
-        <w:jc w:val="both"/>
-        <w:rPr>
-          <w:rFonts w:ascii="Times New Roman" w:eastAsia="Times New Roman" w:hAnsi="Times New Roman" w:cs="Times New Roman"/>
-          <w:sz w:val="24"/>
-          <w:szCs w:val="24"/>
-          <w:lang w:val="en-IN" w:eastAsia="en-IN" w:bidi="te-IN"/>
-        </w:rPr>
-      </w:pPr>
-    </w:p>
-    <w:p>
-      <w:pPr>
-        <w:widowControl/>
-        <w:autoSpaceDE/>
-        <w:autoSpaceDN/>
-        <w:jc w:val="both"/>
-        <w:rPr>
-          <w:rFonts w:ascii="Times New Roman" w:eastAsia="Times New Roman" w:hAnsi="Times New Roman" w:cs="Times New Roman"/>
-          <w:sz w:val="24"/>
-          <w:szCs w:val="24"/>
-          <w:lang w:val="en-IN" w:eastAsia="en-IN" w:bidi="te-IN"/>
-        </w:rPr>
-      </w:pPr>
-    </w:p>
-    <w:p>
-      <w:pPr>
-        <w:widowControl/>
-        <w:autoSpaceDE/>
-        <w:autoSpaceDN/>
-        <w:jc w:val="both"/>
-        <w:rPr>
-          <w:rFonts w:ascii="Times New Roman" w:eastAsia="Times New Roman" w:hAnsi="Times New Roman" w:cs="Times New Roman"/>
-          <w:sz w:val="24"/>
-          <w:szCs w:val="24"/>
-          <w:lang w:val="en-IN" w:eastAsia="en-IN" w:bidi="te-IN"/>
-        </w:rPr>
-      </w:pPr>
-    </w:p>
-    <w:p>
-      <w:pPr>
-        <w:widowControl/>
-        <w:autoSpaceDE/>
-        <w:autoSpaceDN/>
-        <w:jc w:val="both"/>
-        <w:rPr>
-          <w:rFonts w:ascii="Times New Roman" w:eastAsia="Times New Roman" w:hAnsi="Times New Roman" w:cs="Times New Roman"/>
-          <w:sz w:val="24"/>
-          <w:szCs w:val="24"/>
-          <w:lang w:val="en-IN" w:eastAsia="en-IN" w:bidi="te-IN"/>
-        </w:rPr>
-      </w:pPr>
-    </w:p>
-    <w:p>
-      <w:pPr>
-        <w:widowControl/>
-        <w:autoSpaceDE/>
-        <w:autoSpaceDN/>
-        <w:jc w:val="both"/>
-        <w:rPr>
-          <w:rFonts w:ascii="Times New Roman" w:eastAsia="Times New Roman" w:hAnsi="Times New Roman" w:cs="Times New Roman"/>
-          <w:sz w:val="24"/>
-          <w:szCs w:val="24"/>
-          <w:lang w:val="en-IN" w:eastAsia="en-IN" w:bidi="te-IN"/>
-        </w:rPr>
-      </w:pPr>
-    </w:p>
-    <w:p>
-      <w:pPr>
-        <w:widowControl/>
-        <w:autoSpaceDE/>
-        <w:autoSpaceDN/>
-        <w:jc w:val="both"/>
-        <w:rPr>
-          <w:rFonts w:ascii="Times New Roman" w:eastAsia="Times New Roman" w:hAnsi="Times New Roman" w:cs="Times New Roman"/>
-          <w:sz w:val="24"/>
-          <w:szCs w:val="24"/>
-          <w:lang w:val="en-IN" w:eastAsia="en-IN" w:bidi="te-IN"/>
-        </w:rPr>
-      </w:pPr>
-    </w:p>
-    <w:p>
-      <w:pPr>
-        <w:widowControl/>
-        <w:autoSpaceDE/>
-        <w:autoSpaceDN/>
-        <w:rPr>
-          <w:rFonts w:ascii="Times New Roman" w:eastAsia="Times New Roman" w:hAnsi="Times New Roman" w:cs="Times New Roman"/>
-          <w:b/>
-          <w:bCs/>
-          <w:sz w:val="24"/>
-          <w:szCs w:val="24"/>
-          <w:lang w:val="en-IN" w:eastAsia="en-IN" w:bidi="te-IN"/>
-        </w:rPr>
-      </w:pPr>
-    </w:p>
-    <w:p>
-      <w:pPr>
-        <w:widowControl/>
-        <w:autoSpaceDE/>
-        <w:autoSpaceDN/>
-        <w:rPr>
-          <w:rFonts w:ascii="Times New Roman" w:eastAsia="Times New Roman" w:hAnsi="Times New Roman" w:cs="Times New Roman"/>
-          <w:b/>
-          <w:bCs/>
-          <w:sz w:val="24"/>
-          <w:szCs w:val="24"/>
-          <w:lang w:val="en-IN" w:eastAsia="en-IN" w:bidi="te-IN"/>
-        </w:rPr>
-      </w:pPr>
-    </w:p>
-    <w:p>
-      <w:pPr>
-        <w:widowControl/>
-        <w:autoSpaceDE/>
-        <w:autoSpaceDN/>
-        <w:rPr>
-          <w:rFonts w:ascii="Times New Roman" w:eastAsia="Times New Roman" w:hAnsi="Times New Roman" w:cs="Times New Roman"/>
-          <w:b/>
-          <w:bCs/>
-          <w:sz w:val="24"/>
-          <w:szCs w:val="24"/>
-          <w:lang w:val="en-IN" w:eastAsia="en-IN" w:bidi="te-IN"/>
-        </w:rPr>
-      </w:pPr>
-    </w:p>
-    <w:p>
-      <w:pPr>
-        <w:widowControl/>
-        <w:autoSpaceDE/>
-        <w:autoSpaceDN/>
-        <w:rPr>
-          <w:rFonts w:ascii="Times New Roman" w:eastAsia="Times New Roman" w:hAnsi="Times New Roman" w:cs="Times New Roman"/>
-          <w:b/>
-          <w:bCs/>
-          <w:sz w:val="24"/>
-          <w:szCs w:val="24"/>
-          <w:lang w:val="en-IN" w:eastAsia="en-IN" w:bidi="te-IN"/>
-        </w:rPr>
-      </w:pPr>
-    </w:p>
-    <w:p>
-      <w:pPr>
-        <w:widowControl/>
-        <w:autoSpaceDE/>
-        <w:autoSpaceDN/>
-        <w:rPr>
-          <w:rFonts w:ascii="Times New Roman" w:eastAsia="Times New Roman" w:hAnsi="Times New Roman" w:cs="Times New Roman"/>
-          <w:b/>
-          <w:bCs/>
-          <w:sz w:val="24"/>
-          <w:szCs w:val="24"/>
-          <w:lang w:val="en-IN" w:eastAsia="en-IN" w:bidi="te-IN"/>
-        </w:rPr>
-      </w:pPr>
-    </w:p>
-    <w:p>
-      <w:pPr>
-        <w:widowControl/>
-        <w:autoSpaceDE/>
-        <w:autoSpaceDN/>
-        <w:rPr>
-          <w:rFonts w:ascii="Times New Roman" w:eastAsia="Times New Roman" w:hAnsi="Times New Roman" w:cs="Times New Roman"/>
-          <w:b/>
-          <w:bCs/>
-          <w:sz w:val="24"/>
-          <w:szCs w:val="24"/>
-          <w:lang w:val="en-IN" w:eastAsia="en-IN" w:bidi="te-IN"/>
-        </w:rPr>
-      </w:pPr>
-    </w:p>
-    <w:p>
-      <w:pPr>
-        <w:widowControl/>
-        <w:autoSpaceDE/>
-        <w:autoSpaceDN/>
-        <w:rPr>
-          <w:rFonts w:ascii="Times New Roman" w:eastAsia="Times New Roman" w:hAnsi="Times New Roman" w:cs="Times New Roman"/>
-          <w:b/>
-          <w:bCs/>
-          <w:sz w:val="24"/>
-          <w:szCs w:val="24"/>
-          <w:lang w:val="en-IN" w:eastAsia="en-IN" w:bidi="te-IN"/>
-        </w:rPr>
-      </w:pPr>
-      <w:r>
-        <w:rPr>
-          <w:rFonts w:ascii="Times New Roman" w:eastAsia="Times New Roman" w:hAnsi="Times New Roman" w:cs="Times New Roman"/>
-          <w:b/>
-          <w:bCs/>
-          <w:sz w:val="24"/>
-          <w:szCs w:val="24"/>
-          <w:lang w:val="en-IN" w:eastAsia="en-IN" w:bidi="te-IN"/>
-        </w:rPr>
-        <w:lastRenderedPageBreak/>
-        <w:t>Output:</w:t>
-      </w:r>
-    </w:p>
-    <w:p>
-      <w:pPr>
-        <w:widowControl/>
-        <w:autoSpaceDE/>
-        <w:autoSpaceDN/>
-        <w:rPr>
-          <w:rFonts w:ascii="Times New Roman" w:eastAsia="Times New Roman" w:hAnsi="Times New Roman" w:cs="Times New Roman"/>
-          <w:b/>
-          <w:bCs/>
+      <w:r>
+        <w:rPr>
           <w:noProof/>
-          <w:sz w:val="24"/>
-          <w:szCs w:val="24"/>
-          <w:lang w:val="en-IN" w:eastAsia="en-IN" w:bidi="te-IN"/>
-        </w:rPr>
-      </w:pPr>
-    </w:p>
-    <w:p>
-      <w:pPr>
-        <w:widowControl/>
-        <w:autoSpaceDE/>
-        <w:autoSpaceDN/>
-        <w:rPr>
-          <w:rFonts w:ascii="Times New Roman" w:eastAsia="Times New Roman" w:hAnsi="Times New Roman" w:cs="Times New Roman"/>
-          <w:b/>
-          <w:bCs/>
-          <w:noProof/>
-          <w:sz w:val="24"/>
-          <w:szCs w:val="24"/>
-          <w:lang w:val="en-IN" w:eastAsia="en-IN" w:bidi="te-IN"/>
-        </w:rPr>
-      </w:pPr>
-      <w:r>
-        <w:rPr>
-          <w:rFonts w:ascii="Times New Roman" w:eastAsia="Times New Roman" w:hAnsi="Times New Roman" w:cs="Times New Roman"/>
-          <w:b/>
-          <w:bCs/>
-          <w:noProof/>
-          <w:sz w:val="24"/>
-          <w:szCs w:val="24"/>
-          <w:lang w:val="en-IN" w:eastAsia="en-IN" w:bidi="te-IN"/>
         </w:rPr>
         <w:drawing>
-          <wp:inline distT="0" distB="0" distL="0" distR="0" wp14:anchorId="313D4D12" wp14:editId="17C266E3">
-            <wp:extent cx="5391902" cy="1743318"/>
-            <wp:effectExtent l="0" t="0" r="0" b="9525"/>
-            <wp:docPr id="1581626117" name="Picture 1"/>
+          <wp:inline distT="0" distB="0" distL="0" distR="0" wp14:anchorId="7F47C94C" wp14:editId="72C39C01">
+            <wp:extent cx="4836442" cy="6448425"/>
+            <wp:effectExtent l="0" t="0" r="2540" b="0"/>
+            <wp:docPr id="1603431967" name="Picture 1"/>
             <wp:cNvGraphicFramePr>
               <a:graphicFrameLocks xmlns:a="http://schemas.openxmlformats.org/drawingml/2006/main" noChangeAspect="1"/>
             </wp:cNvGraphicFramePr>
@@ -2355,7 +375,7 @@
               <a:graphicData uri="http://schemas.openxmlformats.org/drawingml/2006/picture">
                 <pic:pic xmlns:pic="http://schemas.openxmlformats.org/drawingml/2006/picture">
                   <pic:nvPicPr>
-                    <pic:cNvPr id="1581626117" name=""/>
+                    <pic:cNvPr id="1603431967" name=""/>
                     <pic:cNvPicPr/>
                   </pic:nvPicPr>
                   <pic:blipFill>
@@ -2367,7 +387,7 @@
                   <pic:spPr>
                     <a:xfrm>
                       <a:off x="0" y="0"/>
-                      <a:ext cx="5391902" cy="1743318"/>
+                      <a:ext cx="4839539" cy="6452554"/>
                     </a:xfrm>
                     <a:prstGeom prst="rect">
                       <a:avLst/>
@@ -2389,7 +409,6 @@
           <w:rFonts w:ascii="Times New Roman" w:eastAsia="Times New Roman" w:hAnsi="Times New Roman" w:cs="Times New Roman"/>
           <w:b/>
           <w:bCs/>
-          <w:noProof/>
           <w:sz w:val="24"/>
           <w:szCs w:val="24"/>
           <w:lang w:val="en-IN" w:eastAsia="en-IN" w:bidi="te-IN"/>
@@ -2434,14 +453,9 @@
           <w:szCs w:val="24"/>
           <w:lang w:val="en-IN" w:eastAsia="en-IN" w:bidi="te-IN"/>
         </w:rPr>
-        <w:t>Time Complexity:</w:t>
-      </w:r>
-    </w:p>
-    <w:p>
-      <w:pPr>
-        <w:widowControl/>
-        <w:autoSpaceDE/>
-        <w:autoSpaceDN/>
+        <w:t>Program:</w:t>
+      </w:r>
+      <w:r>
         <w:rPr>
           <w:rFonts w:ascii="Times New Roman" w:eastAsia="Times New Roman" w:hAnsi="Times New Roman" w:cs="Times New Roman"/>
           <w:b/>
@@ -2450,6 +464,920 @@
           <w:szCs w:val="24"/>
           <w:lang w:val="en-IN" w:eastAsia="en-IN" w:bidi="te-IN"/>
         </w:rPr>
+        <w:tab/>
+      </w:r>
+    </w:p>
+    <w:p>
+      <w:pPr>
+        <w:widowControl/>
+        <w:autoSpaceDE/>
+        <w:autoSpaceDN/>
+        <w:jc w:val="both"/>
+        <w:rPr>
+          <w:rFonts w:ascii="Times New Roman" w:eastAsia="Times New Roman" w:hAnsi="Times New Roman" w:cs="Times New Roman"/>
+          <w:sz w:val="24"/>
+          <w:szCs w:val="24"/>
+          <w:lang w:val="en-IN" w:eastAsia="en-IN" w:bidi="te-IN"/>
+        </w:rPr>
+      </w:pPr>
+    </w:p>
+    <w:p>
+      <w:pPr>
+        <w:widowControl/>
+        <w:autoSpaceDE/>
+        <w:autoSpaceDN/>
+        <w:jc w:val="both"/>
+        <w:rPr>
+          <w:rFonts w:ascii="Times New Roman" w:eastAsia="Times New Roman" w:hAnsi="Times New Roman" w:cs="Times New Roman"/>
+          <w:sz w:val="24"/>
+          <w:szCs w:val="24"/>
+          <w:lang w:val="en-IN" w:eastAsia="en-IN" w:bidi="te-IN"/>
+        </w:rPr>
+      </w:pPr>
+      <w:r>
+        <w:rPr>
+          <w:rFonts w:ascii="Times New Roman" w:eastAsia="Times New Roman" w:hAnsi="Times New Roman" w:cs="Times New Roman"/>
+          <w:sz w:val="24"/>
+          <w:szCs w:val="24"/>
+          <w:lang w:val="en-IN" w:eastAsia="en-IN" w:bidi="te-IN"/>
+        </w:rPr>
+        <w:t>#include &lt;iostream&gt;</w:t>
+      </w:r>
+    </w:p>
+    <w:p>
+      <w:pPr>
+        <w:widowControl/>
+        <w:autoSpaceDE/>
+        <w:autoSpaceDN/>
+        <w:jc w:val="both"/>
+        <w:rPr>
+          <w:rFonts w:ascii="Times New Roman" w:eastAsia="Times New Roman" w:hAnsi="Times New Roman" w:cs="Times New Roman"/>
+          <w:sz w:val="24"/>
+          <w:szCs w:val="24"/>
+          <w:lang w:val="en-IN" w:eastAsia="en-IN" w:bidi="te-IN"/>
+        </w:rPr>
+      </w:pPr>
+      <w:r>
+        <w:rPr>
+          <w:rFonts w:ascii="Times New Roman" w:eastAsia="Times New Roman" w:hAnsi="Times New Roman" w:cs="Times New Roman"/>
+          <w:sz w:val="24"/>
+          <w:szCs w:val="24"/>
+          <w:lang w:val="en-IN" w:eastAsia="en-IN" w:bidi="te-IN"/>
+        </w:rPr>
+        <w:t>#include &lt;algorithm&gt;</w:t>
+      </w:r>
+    </w:p>
+    <w:p>
+      <w:pPr>
+        <w:widowControl/>
+        <w:autoSpaceDE/>
+        <w:autoSpaceDN/>
+        <w:jc w:val="both"/>
+        <w:rPr>
+          <w:rFonts w:ascii="Times New Roman" w:eastAsia="Times New Roman" w:hAnsi="Times New Roman" w:cs="Times New Roman"/>
+          <w:sz w:val="24"/>
+          <w:szCs w:val="24"/>
+          <w:lang w:val="en-IN" w:eastAsia="en-IN" w:bidi="te-IN"/>
+        </w:rPr>
+      </w:pPr>
+      <w:r>
+        <w:rPr>
+          <w:rFonts w:ascii="Times New Roman" w:eastAsia="Times New Roman" w:hAnsi="Times New Roman" w:cs="Times New Roman"/>
+          <w:sz w:val="24"/>
+          <w:szCs w:val="24"/>
+          <w:lang w:val="en-IN" w:eastAsia="en-IN" w:bidi="te-IN"/>
+        </w:rPr>
+        <w:t>using namespace std;</w:t>
+      </w:r>
+    </w:p>
+    <w:p>
+      <w:pPr>
+        <w:widowControl/>
+        <w:autoSpaceDE/>
+        <w:autoSpaceDN/>
+        <w:jc w:val="both"/>
+        <w:rPr>
+          <w:rFonts w:ascii="Times New Roman" w:eastAsia="Times New Roman" w:hAnsi="Times New Roman" w:cs="Times New Roman"/>
+          <w:sz w:val="24"/>
+          <w:szCs w:val="24"/>
+          <w:lang w:val="en-IN" w:eastAsia="en-IN" w:bidi="te-IN"/>
+        </w:rPr>
+      </w:pPr>
+    </w:p>
+    <w:p>
+      <w:pPr>
+        <w:widowControl/>
+        <w:autoSpaceDE/>
+        <w:autoSpaceDN/>
+        <w:jc w:val="both"/>
+        <w:rPr>
+          <w:rFonts w:ascii="Times New Roman" w:eastAsia="Times New Roman" w:hAnsi="Times New Roman" w:cs="Times New Roman"/>
+          <w:sz w:val="24"/>
+          <w:szCs w:val="24"/>
+          <w:lang w:val="en-IN" w:eastAsia="en-IN" w:bidi="te-IN"/>
+        </w:rPr>
+      </w:pPr>
+      <w:r>
+        <w:rPr>
+          <w:rFonts w:ascii="Times New Roman" w:eastAsia="Times New Roman" w:hAnsi="Times New Roman" w:cs="Times New Roman"/>
+          <w:sz w:val="24"/>
+          <w:szCs w:val="24"/>
+          <w:lang w:val="en-IN" w:eastAsia="en-IN" w:bidi="te-IN"/>
+        </w:rPr>
+        <w:t>int main()</w:t>
+      </w:r>
+    </w:p>
+    <w:p>
+      <w:pPr>
+        <w:widowControl/>
+        <w:autoSpaceDE/>
+        <w:autoSpaceDN/>
+        <w:jc w:val="both"/>
+        <w:rPr>
+          <w:rFonts w:ascii="Times New Roman" w:eastAsia="Times New Roman" w:hAnsi="Times New Roman" w:cs="Times New Roman"/>
+          <w:sz w:val="24"/>
+          <w:szCs w:val="24"/>
+          <w:lang w:val="en-IN" w:eastAsia="en-IN" w:bidi="te-IN"/>
+        </w:rPr>
+      </w:pPr>
+      <w:r>
+        <w:rPr>
+          <w:rFonts w:ascii="Times New Roman" w:eastAsia="Times New Roman" w:hAnsi="Times New Roman" w:cs="Times New Roman"/>
+          <w:sz w:val="24"/>
+          <w:szCs w:val="24"/>
+          <w:lang w:val="en-IN" w:eastAsia="en-IN" w:bidi="te-IN"/>
+        </w:rPr>
+        <w:t>{</w:t>
+      </w:r>
+    </w:p>
+    <w:p>
+      <w:pPr>
+        <w:widowControl/>
+        <w:autoSpaceDE/>
+        <w:autoSpaceDN/>
+        <w:jc w:val="both"/>
+        <w:rPr>
+          <w:rFonts w:ascii="Times New Roman" w:eastAsia="Times New Roman" w:hAnsi="Times New Roman" w:cs="Times New Roman"/>
+          <w:sz w:val="24"/>
+          <w:szCs w:val="24"/>
+          <w:lang w:val="en-IN" w:eastAsia="en-IN" w:bidi="te-IN"/>
+        </w:rPr>
+      </w:pPr>
+      <w:r>
+        <w:rPr>
+          <w:rFonts w:ascii="Times New Roman" w:eastAsia="Times New Roman" w:hAnsi="Times New Roman" w:cs="Times New Roman"/>
+          <w:sz w:val="24"/>
+          <w:szCs w:val="24"/>
+          <w:lang w:val="en-IN" w:eastAsia="en-IN" w:bidi="te-IN"/>
+        </w:rPr>
+        <w:t xml:space="preserve">    // Static coin denominations</w:t>
+      </w:r>
+    </w:p>
+    <w:p>
+      <w:pPr>
+        <w:widowControl/>
+        <w:autoSpaceDE/>
+        <w:autoSpaceDN/>
+        <w:jc w:val="both"/>
+        <w:rPr>
+          <w:rFonts w:ascii="Times New Roman" w:eastAsia="Times New Roman" w:hAnsi="Times New Roman" w:cs="Times New Roman"/>
+          <w:sz w:val="24"/>
+          <w:szCs w:val="24"/>
+          <w:lang w:val="en-IN" w:eastAsia="en-IN" w:bidi="te-IN"/>
+        </w:rPr>
+      </w:pPr>
+      <w:r>
+        <w:rPr>
+          <w:rFonts w:ascii="Times New Roman" w:eastAsia="Times New Roman" w:hAnsi="Times New Roman" w:cs="Times New Roman"/>
+          <w:sz w:val="24"/>
+          <w:szCs w:val="24"/>
+          <w:lang w:val="en-IN" w:eastAsia="en-IN" w:bidi="te-IN"/>
+        </w:rPr>
+        <w:t xml:space="preserve">    int coins[] = {1, 2, 5, 10};</w:t>
+      </w:r>
+    </w:p>
+    <w:p>
+      <w:pPr>
+        <w:widowControl/>
+        <w:autoSpaceDE/>
+        <w:autoSpaceDN/>
+        <w:jc w:val="both"/>
+        <w:rPr>
+          <w:rFonts w:ascii="Times New Roman" w:eastAsia="Times New Roman" w:hAnsi="Times New Roman" w:cs="Times New Roman"/>
+          <w:sz w:val="24"/>
+          <w:szCs w:val="24"/>
+          <w:lang w:val="en-IN" w:eastAsia="en-IN" w:bidi="te-IN"/>
+        </w:rPr>
+      </w:pPr>
+    </w:p>
+    <w:p>
+      <w:pPr>
+        <w:widowControl/>
+        <w:autoSpaceDE/>
+        <w:autoSpaceDN/>
+        <w:jc w:val="both"/>
+        <w:rPr>
+          <w:rFonts w:ascii="Times New Roman" w:eastAsia="Times New Roman" w:hAnsi="Times New Roman" w:cs="Times New Roman"/>
+          <w:sz w:val="24"/>
+          <w:szCs w:val="24"/>
+          <w:lang w:val="en-IN" w:eastAsia="en-IN" w:bidi="te-IN"/>
+        </w:rPr>
+      </w:pPr>
+      <w:r>
+        <w:rPr>
+          <w:rFonts w:ascii="Times New Roman" w:eastAsia="Times New Roman" w:hAnsi="Times New Roman" w:cs="Times New Roman"/>
+          <w:sz w:val="24"/>
+          <w:szCs w:val="24"/>
+          <w:lang w:val="en-IN" w:eastAsia="en-IN" w:bidi="te-IN"/>
+        </w:rPr>
+        <w:t xml:space="preserve">    int n = 4;</w:t>
+      </w:r>
+    </w:p>
+    <w:p>
+      <w:pPr>
+        <w:widowControl/>
+        <w:autoSpaceDE/>
+        <w:autoSpaceDN/>
+        <w:jc w:val="both"/>
+        <w:rPr>
+          <w:rFonts w:ascii="Times New Roman" w:eastAsia="Times New Roman" w:hAnsi="Times New Roman" w:cs="Times New Roman"/>
+          <w:sz w:val="24"/>
+          <w:szCs w:val="24"/>
+          <w:lang w:val="en-IN" w:eastAsia="en-IN" w:bidi="te-IN"/>
+        </w:rPr>
+      </w:pPr>
+      <w:r>
+        <w:rPr>
+          <w:rFonts w:ascii="Times New Roman" w:eastAsia="Times New Roman" w:hAnsi="Times New Roman" w:cs="Times New Roman"/>
+          <w:sz w:val="24"/>
+          <w:szCs w:val="24"/>
+          <w:lang w:val="en-IN" w:eastAsia="en-IN" w:bidi="te-IN"/>
+        </w:rPr>
+        <w:t xml:space="preserve">    int amount = 12;</w:t>
+      </w:r>
+    </w:p>
+    <w:p>
+      <w:pPr>
+        <w:widowControl/>
+        <w:autoSpaceDE/>
+        <w:autoSpaceDN/>
+        <w:jc w:val="both"/>
+        <w:rPr>
+          <w:rFonts w:ascii="Times New Roman" w:eastAsia="Times New Roman" w:hAnsi="Times New Roman" w:cs="Times New Roman"/>
+          <w:sz w:val="24"/>
+          <w:szCs w:val="24"/>
+          <w:lang w:val="en-IN" w:eastAsia="en-IN" w:bidi="te-IN"/>
+        </w:rPr>
+      </w:pPr>
+    </w:p>
+    <w:p>
+      <w:pPr>
+        <w:widowControl/>
+        <w:autoSpaceDE/>
+        <w:autoSpaceDN/>
+        <w:jc w:val="both"/>
+        <w:rPr>
+          <w:rFonts w:ascii="Times New Roman" w:eastAsia="Times New Roman" w:hAnsi="Times New Roman" w:cs="Times New Roman"/>
+          <w:sz w:val="24"/>
+          <w:szCs w:val="24"/>
+          <w:lang w:val="en-IN" w:eastAsia="en-IN" w:bidi="te-IN"/>
+        </w:rPr>
+      </w:pPr>
+      <w:r>
+        <w:rPr>
+          <w:rFonts w:ascii="Times New Roman" w:eastAsia="Times New Roman" w:hAnsi="Times New Roman" w:cs="Times New Roman"/>
+          <w:sz w:val="24"/>
+          <w:szCs w:val="24"/>
+          <w:lang w:val="en-IN" w:eastAsia="en-IN" w:bidi="te-IN"/>
+        </w:rPr>
+        <w:t xml:space="preserve">    int dp[100];</w:t>
+      </w:r>
+    </w:p>
+    <w:p>
+      <w:pPr>
+        <w:widowControl/>
+        <w:autoSpaceDE/>
+        <w:autoSpaceDN/>
+        <w:jc w:val="both"/>
+        <w:rPr>
+          <w:rFonts w:ascii="Times New Roman" w:eastAsia="Times New Roman" w:hAnsi="Times New Roman" w:cs="Times New Roman"/>
+          <w:sz w:val="24"/>
+          <w:szCs w:val="24"/>
+          <w:lang w:val="en-IN" w:eastAsia="en-IN" w:bidi="te-IN"/>
+        </w:rPr>
+      </w:pPr>
+    </w:p>
+    <w:p>
+      <w:pPr>
+        <w:widowControl/>
+        <w:autoSpaceDE/>
+        <w:autoSpaceDN/>
+        <w:jc w:val="both"/>
+        <w:rPr>
+          <w:rFonts w:ascii="Times New Roman" w:eastAsia="Times New Roman" w:hAnsi="Times New Roman" w:cs="Times New Roman"/>
+          <w:sz w:val="24"/>
+          <w:szCs w:val="24"/>
+          <w:lang w:val="en-IN" w:eastAsia="en-IN" w:bidi="te-IN"/>
+        </w:rPr>
+      </w:pPr>
+      <w:r>
+        <w:rPr>
+          <w:rFonts w:ascii="Times New Roman" w:eastAsia="Times New Roman" w:hAnsi="Times New Roman" w:cs="Times New Roman"/>
+          <w:sz w:val="24"/>
+          <w:szCs w:val="24"/>
+          <w:lang w:val="en-IN" w:eastAsia="en-IN" w:bidi="te-IN"/>
+        </w:rPr>
+        <w:t xml:space="preserve">    // Base case</w:t>
+      </w:r>
+    </w:p>
+    <w:p>
+      <w:pPr>
+        <w:widowControl/>
+        <w:autoSpaceDE/>
+        <w:autoSpaceDN/>
+        <w:jc w:val="both"/>
+        <w:rPr>
+          <w:rFonts w:ascii="Times New Roman" w:eastAsia="Times New Roman" w:hAnsi="Times New Roman" w:cs="Times New Roman"/>
+          <w:sz w:val="24"/>
+          <w:szCs w:val="24"/>
+          <w:lang w:val="en-IN" w:eastAsia="en-IN" w:bidi="te-IN"/>
+        </w:rPr>
+      </w:pPr>
+      <w:r>
+        <w:rPr>
+          <w:rFonts w:ascii="Times New Roman" w:eastAsia="Times New Roman" w:hAnsi="Times New Roman" w:cs="Times New Roman"/>
+          <w:sz w:val="24"/>
+          <w:szCs w:val="24"/>
+          <w:lang w:val="en-IN" w:eastAsia="en-IN" w:bidi="te-IN"/>
+        </w:rPr>
+        <w:t xml:space="preserve">    dp[0] = 0;</w:t>
+      </w:r>
+    </w:p>
+    <w:p>
+      <w:pPr>
+        <w:widowControl/>
+        <w:autoSpaceDE/>
+        <w:autoSpaceDN/>
+        <w:jc w:val="both"/>
+        <w:rPr>
+          <w:rFonts w:ascii="Times New Roman" w:eastAsia="Times New Roman" w:hAnsi="Times New Roman" w:cs="Times New Roman"/>
+          <w:sz w:val="24"/>
+          <w:szCs w:val="24"/>
+          <w:lang w:val="en-IN" w:eastAsia="en-IN" w:bidi="te-IN"/>
+        </w:rPr>
+      </w:pPr>
+    </w:p>
+    <w:p>
+      <w:pPr>
+        <w:widowControl/>
+        <w:autoSpaceDE/>
+        <w:autoSpaceDN/>
+        <w:jc w:val="both"/>
+        <w:rPr>
+          <w:rFonts w:ascii="Times New Roman" w:eastAsia="Times New Roman" w:hAnsi="Times New Roman" w:cs="Times New Roman"/>
+          <w:sz w:val="24"/>
+          <w:szCs w:val="24"/>
+          <w:lang w:val="en-IN" w:eastAsia="en-IN" w:bidi="te-IN"/>
+        </w:rPr>
+      </w:pPr>
+      <w:r>
+        <w:rPr>
+          <w:rFonts w:ascii="Times New Roman" w:eastAsia="Times New Roman" w:hAnsi="Times New Roman" w:cs="Times New Roman"/>
+          <w:sz w:val="24"/>
+          <w:szCs w:val="24"/>
+          <w:lang w:val="en-IN" w:eastAsia="en-IN" w:bidi="te-IN"/>
+        </w:rPr>
+        <w:t xml:space="preserve">    // Initialize DP array</w:t>
+      </w:r>
+    </w:p>
+    <w:p>
+      <w:pPr>
+        <w:widowControl/>
+        <w:autoSpaceDE/>
+        <w:autoSpaceDN/>
+        <w:jc w:val="both"/>
+        <w:rPr>
+          <w:rFonts w:ascii="Times New Roman" w:eastAsia="Times New Roman" w:hAnsi="Times New Roman" w:cs="Times New Roman"/>
+          <w:sz w:val="24"/>
+          <w:szCs w:val="24"/>
+          <w:lang w:val="en-IN" w:eastAsia="en-IN" w:bidi="te-IN"/>
+        </w:rPr>
+      </w:pPr>
+      <w:r>
+        <w:rPr>
+          <w:rFonts w:ascii="Times New Roman" w:eastAsia="Times New Roman" w:hAnsi="Times New Roman" w:cs="Times New Roman"/>
+          <w:sz w:val="24"/>
+          <w:szCs w:val="24"/>
+          <w:lang w:val="en-IN" w:eastAsia="en-IN" w:bidi="te-IN"/>
+        </w:rPr>
+        <w:t xml:space="preserve">    for (int i = 1; i &lt;= amount; i++)</w:t>
+      </w:r>
+    </w:p>
+    <w:p>
+      <w:pPr>
+        <w:widowControl/>
+        <w:autoSpaceDE/>
+        <w:autoSpaceDN/>
+        <w:jc w:val="both"/>
+        <w:rPr>
+          <w:rFonts w:ascii="Times New Roman" w:eastAsia="Times New Roman" w:hAnsi="Times New Roman" w:cs="Times New Roman"/>
+          <w:sz w:val="24"/>
+          <w:szCs w:val="24"/>
+          <w:lang w:val="en-IN" w:eastAsia="en-IN" w:bidi="te-IN"/>
+        </w:rPr>
+      </w:pPr>
+      <w:r>
+        <w:rPr>
+          <w:rFonts w:ascii="Times New Roman" w:eastAsia="Times New Roman" w:hAnsi="Times New Roman" w:cs="Times New Roman"/>
+          <w:sz w:val="24"/>
+          <w:szCs w:val="24"/>
+          <w:lang w:val="en-IN" w:eastAsia="en-IN" w:bidi="te-IN"/>
+        </w:rPr>
+        <w:t xml:space="preserve">        dp[i] = 9999;</w:t>
+      </w:r>
+    </w:p>
+    <w:p>
+      <w:pPr>
+        <w:widowControl/>
+        <w:autoSpaceDE/>
+        <w:autoSpaceDN/>
+        <w:jc w:val="both"/>
+        <w:rPr>
+          <w:rFonts w:ascii="Times New Roman" w:eastAsia="Times New Roman" w:hAnsi="Times New Roman" w:cs="Times New Roman"/>
+          <w:sz w:val="24"/>
+          <w:szCs w:val="24"/>
+          <w:lang w:val="en-IN" w:eastAsia="en-IN" w:bidi="te-IN"/>
+        </w:rPr>
+      </w:pPr>
+    </w:p>
+    <w:p>
+      <w:pPr>
+        <w:widowControl/>
+        <w:autoSpaceDE/>
+        <w:autoSpaceDN/>
+        <w:jc w:val="both"/>
+        <w:rPr>
+          <w:rFonts w:ascii="Times New Roman" w:eastAsia="Times New Roman" w:hAnsi="Times New Roman" w:cs="Times New Roman"/>
+          <w:sz w:val="24"/>
+          <w:szCs w:val="24"/>
+          <w:lang w:val="en-IN" w:eastAsia="en-IN" w:bidi="te-IN"/>
+        </w:rPr>
+      </w:pPr>
+      <w:r>
+        <w:rPr>
+          <w:rFonts w:ascii="Times New Roman" w:eastAsia="Times New Roman" w:hAnsi="Times New Roman" w:cs="Times New Roman"/>
+          <w:sz w:val="24"/>
+          <w:szCs w:val="24"/>
+          <w:lang w:val="en-IN" w:eastAsia="en-IN" w:bidi="te-IN"/>
+        </w:rPr>
+        <w:t xml:space="preserve">    // Dynamic Programming</w:t>
+      </w:r>
+    </w:p>
+    <w:p>
+      <w:pPr>
+        <w:widowControl/>
+        <w:autoSpaceDE/>
+        <w:autoSpaceDN/>
+        <w:jc w:val="both"/>
+        <w:rPr>
+          <w:rFonts w:ascii="Times New Roman" w:eastAsia="Times New Roman" w:hAnsi="Times New Roman" w:cs="Times New Roman"/>
+          <w:sz w:val="24"/>
+          <w:szCs w:val="24"/>
+          <w:lang w:val="en-IN" w:eastAsia="en-IN" w:bidi="te-IN"/>
+        </w:rPr>
+      </w:pPr>
+      <w:r>
+        <w:rPr>
+          <w:rFonts w:ascii="Times New Roman" w:eastAsia="Times New Roman" w:hAnsi="Times New Roman" w:cs="Times New Roman"/>
+          <w:sz w:val="24"/>
+          <w:szCs w:val="24"/>
+          <w:lang w:val="en-IN" w:eastAsia="en-IN" w:bidi="te-IN"/>
+        </w:rPr>
+        <w:t xml:space="preserve">    for (int i = 1; i &lt;= amount; i++)</w:t>
+      </w:r>
+    </w:p>
+    <w:p>
+      <w:pPr>
+        <w:widowControl/>
+        <w:autoSpaceDE/>
+        <w:autoSpaceDN/>
+        <w:jc w:val="both"/>
+        <w:rPr>
+          <w:rFonts w:ascii="Times New Roman" w:eastAsia="Times New Roman" w:hAnsi="Times New Roman" w:cs="Times New Roman"/>
+          <w:sz w:val="24"/>
+          <w:szCs w:val="24"/>
+          <w:lang w:val="en-IN" w:eastAsia="en-IN" w:bidi="te-IN"/>
+        </w:rPr>
+      </w:pPr>
+      <w:r>
+        <w:rPr>
+          <w:rFonts w:ascii="Times New Roman" w:eastAsia="Times New Roman" w:hAnsi="Times New Roman" w:cs="Times New Roman"/>
+          <w:sz w:val="24"/>
+          <w:szCs w:val="24"/>
+          <w:lang w:val="en-IN" w:eastAsia="en-IN" w:bidi="te-IN"/>
+        </w:rPr>
+        <w:t xml:space="preserve">    {</w:t>
+      </w:r>
+    </w:p>
+    <w:p>
+      <w:pPr>
+        <w:widowControl/>
+        <w:autoSpaceDE/>
+        <w:autoSpaceDN/>
+        <w:jc w:val="both"/>
+        <w:rPr>
+          <w:rFonts w:ascii="Times New Roman" w:eastAsia="Times New Roman" w:hAnsi="Times New Roman" w:cs="Times New Roman"/>
+          <w:sz w:val="24"/>
+          <w:szCs w:val="24"/>
+          <w:lang w:val="en-IN" w:eastAsia="en-IN" w:bidi="te-IN"/>
+        </w:rPr>
+      </w:pPr>
+      <w:r>
+        <w:rPr>
+          <w:rFonts w:ascii="Times New Roman" w:eastAsia="Times New Roman" w:hAnsi="Times New Roman" w:cs="Times New Roman"/>
+          <w:sz w:val="24"/>
+          <w:szCs w:val="24"/>
+          <w:lang w:val="en-IN" w:eastAsia="en-IN" w:bidi="te-IN"/>
+        </w:rPr>
+        <w:t xml:space="preserve">        for (int j = 0; j &lt; n; j++)</w:t>
+      </w:r>
+    </w:p>
+    <w:p>
+      <w:pPr>
+        <w:widowControl/>
+        <w:autoSpaceDE/>
+        <w:autoSpaceDN/>
+        <w:jc w:val="both"/>
+        <w:rPr>
+          <w:rFonts w:ascii="Times New Roman" w:eastAsia="Times New Roman" w:hAnsi="Times New Roman" w:cs="Times New Roman"/>
+          <w:sz w:val="24"/>
+          <w:szCs w:val="24"/>
+          <w:lang w:val="en-IN" w:eastAsia="en-IN" w:bidi="te-IN"/>
+        </w:rPr>
+      </w:pPr>
+      <w:r>
+        <w:rPr>
+          <w:rFonts w:ascii="Times New Roman" w:eastAsia="Times New Roman" w:hAnsi="Times New Roman" w:cs="Times New Roman"/>
+          <w:sz w:val="24"/>
+          <w:szCs w:val="24"/>
+          <w:lang w:val="en-IN" w:eastAsia="en-IN" w:bidi="te-IN"/>
+        </w:rPr>
+        <w:t xml:space="preserve">        {</w:t>
+      </w:r>
+    </w:p>
+    <w:p>
+      <w:pPr>
+        <w:widowControl/>
+        <w:autoSpaceDE/>
+        <w:autoSpaceDN/>
+        <w:jc w:val="both"/>
+        <w:rPr>
+          <w:rFonts w:ascii="Times New Roman" w:eastAsia="Times New Roman" w:hAnsi="Times New Roman" w:cs="Times New Roman"/>
+          <w:sz w:val="24"/>
+          <w:szCs w:val="24"/>
+          <w:lang w:val="en-IN" w:eastAsia="en-IN" w:bidi="te-IN"/>
+        </w:rPr>
+      </w:pPr>
+      <w:r>
+        <w:rPr>
+          <w:rFonts w:ascii="Times New Roman" w:eastAsia="Times New Roman" w:hAnsi="Times New Roman" w:cs="Times New Roman"/>
+          <w:sz w:val="24"/>
+          <w:szCs w:val="24"/>
+          <w:lang w:val="en-IN" w:eastAsia="en-IN" w:bidi="te-IN"/>
+        </w:rPr>
+        <w:t xml:space="preserve">            if (coins[j] &lt;= i)</w:t>
+      </w:r>
+    </w:p>
+    <w:p>
+      <w:pPr>
+        <w:widowControl/>
+        <w:autoSpaceDE/>
+        <w:autoSpaceDN/>
+        <w:jc w:val="both"/>
+        <w:rPr>
+          <w:rFonts w:ascii="Times New Roman" w:eastAsia="Times New Roman" w:hAnsi="Times New Roman" w:cs="Times New Roman"/>
+          <w:sz w:val="24"/>
+          <w:szCs w:val="24"/>
+          <w:lang w:val="en-IN" w:eastAsia="en-IN" w:bidi="te-IN"/>
+        </w:rPr>
+      </w:pPr>
+      <w:r>
+        <w:rPr>
+          <w:rFonts w:ascii="Times New Roman" w:eastAsia="Times New Roman" w:hAnsi="Times New Roman" w:cs="Times New Roman"/>
+          <w:sz w:val="24"/>
+          <w:szCs w:val="24"/>
+          <w:lang w:val="en-IN" w:eastAsia="en-IN" w:bidi="te-IN"/>
+        </w:rPr>
+        <w:t xml:space="preserve">            {</w:t>
+      </w:r>
+    </w:p>
+    <w:p>
+      <w:pPr>
+        <w:widowControl/>
+        <w:autoSpaceDE/>
+        <w:autoSpaceDN/>
+        <w:jc w:val="both"/>
+        <w:rPr>
+          <w:rFonts w:ascii="Times New Roman" w:eastAsia="Times New Roman" w:hAnsi="Times New Roman" w:cs="Times New Roman"/>
+          <w:sz w:val="24"/>
+          <w:szCs w:val="24"/>
+          <w:lang w:val="en-IN" w:eastAsia="en-IN" w:bidi="te-IN"/>
+        </w:rPr>
+      </w:pPr>
+      <w:r>
+        <w:rPr>
+          <w:rFonts w:ascii="Times New Roman" w:eastAsia="Times New Roman" w:hAnsi="Times New Roman" w:cs="Times New Roman"/>
+          <w:sz w:val="24"/>
+          <w:szCs w:val="24"/>
+          <w:lang w:val="en-IN" w:eastAsia="en-IN" w:bidi="te-IN"/>
+        </w:rPr>
+        <w:t xml:space="preserve">                dp[i] = min(dp[i],</w:t>
+      </w:r>
+    </w:p>
+    <w:p>
+      <w:pPr>
+        <w:widowControl/>
+        <w:autoSpaceDE/>
+        <w:autoSpaceDN/>
+        <w:jc w:val="both"/>
+        <w:rPr>
+          <w:rFonts w:ascii="Times New Roman" w:eastAsia="Times New Roman" w:hAnsi="Times New Roman" w:cs="Times New Roman"/>
+          <w:sz w:val="24"/>
+          <w:szCs w:val="24"/>
+          <w:lang w:val="en-IN" w:eastAsia="en-IN" w:bidi="te-IN"/>
+        </w:rPr>
+      </w:pPr>
+      <w:r>
+        <w:rPr>
+          <w:rFonts w:ascii="Times New Roman" w:eastAsia="Times New Roman" w:hAnsi="Times New Roman" w:cs="Times New Roman"/>
+          <w:sz w:val="24"/>
+          <w:szCs w:val="24"/>
+          <w:lang w:val="en-IN" w:eastAsia="en-IN" w:bidi="te-IN"/>
+        </w:rPr>
+        <w:t xml:space="preserve">                            1 + dp[i - coins[j]]);</w:t>
+      </w:r>
+    </w:p>
+    <w:p>
+      <w:pPr>
+        <w:widowControl/>
+        <w:autoSpaceDE/>
+        <w:autoSpaceDN/>
+        <w:jc w:val="both"/>
+        <w:rPr>
+          <w:rFonts w:ascii="Times New Roman" w:eastAsia="Times New Roman" w:hAnsi="Times New Roman" w:cs="Times New Roman"/>
+          <w:sz w:val="24"/>
+          <w:szCs w:val="24"/>
+          <w:lang w:val="en-IN" w:eastAsia="en-IN" w:bidi="te-IN"/>
+        </w:rPr>
+      </w:pPr>
+      <w:r>
+        <w:rPr>
+          <w:rFonts w:ascii="Times New Roman" w:eastAsia="Times New Roman" w:hAnsi="Times New Roman" w:cs="Times New Roman"/>
+          <w:sz w:val="24"/>
+          <w:szCs w:val="24"/>
+          <w:lang w:val="en-IN" w:eastAsia="en-IN" w:bidi="te-IN"/>
+        </w:rPr>
+        <w:t xml:space="preserve">            }</w:t>
+      </w:r>
+    </w:p>
+    <w:p>
+      <w:pPr>
+        <w:widowControl/>
+        <w:autoSpaceDE/>
+        <w:autoSpaceDN/>
+        <w:jc w:val="both"/>
+        <w:rPr>
+          <w:rFonts w:ascii="Times New Roman" w:eastAsia="Times New Roman" w:hAnsi="Times New Roman" w:cs="Times New Roman"/>
+          <w:sz w:val="24"/>
+          <w:szCs w:val="24"/>
+          <w:lang w:val="en-IN" w:eastAsia="en-IN" w:bidi="te-IN"/>
+        </w:rPr>
+      </w:pPr>
+      <w:r>
+        <w:rPr>
+          <w:rFonts w:ascii="Times New Roman" w:eastAsia="Times New Roman" w:hAnsi="Times New Roman" w:cs="Times New Roman"/>
+          <w:sz w:val="24"/>
+          <w:szCs w:val="24"/>
+          <w:lang w:val="en-IN" w:eastAsia="en-IN" w:bidi="te-IN"/>
+        </w:rPr>
+        <w:t xml:space="preserve">        }</w:t>
+      </w:r>
+    </w:p>
+    <w:p>
+      <w:pPr>
+        <w:widowControl/>
+        <w:autoSpaceDE/>
+        <w:autoSpaceDN/>
+        <w:jc w:val="both"/>
+        <w:rPr>
+          <w:rFonts w:ascii="Times New Roman" w:eastAsia="Times New Roman" w:hAnsi="Times New Roman" w:cs="Times New Roman"/>
+          <w:sz w:val="24"/>
+          <w:szCs w:val="24"/>
+          <w:lang w:val="en-IN" w:eastAsia="en-IN" w:bidi="te-IN"/>
+        </w:rPr>
+      </w:pPr>
+      <w:r>
+        <w:rPr>
+          <w:rFonts w:ascii="Times New Roman" w:eastAsia="Times New Roman" w:hAnsi="Times New Roman" w:cs="Times New Roman"/>
+          <w:sz w:val="24"/>
+          <w:szCs w:val="24"/>
+          <w:lang w:val="en-IN" w:eastAsia="en-IN" w:bidi="te-IN"/>
+        </w:rPr>
+        <w:t xml:space="preserve">    }</w:t>
+      </w:r>
+    </w:p>
+    <w:p>
+      <w:pPr>
+        <w:widowControl/>
+        <w:autoSpaceDE/>
+        <w:autoSpaceDN/>
+        <w:jc w:val="both"/>
+        <w:rPr>
+          <w:rFonts w:ascii="Times New Roman" w:eastAsia="Times New Roman" w:hAnsi="Times New Roman" w:cs="Times New Roman"/>
+          <w:sz w:val="24"/>
+          <w:szCs w:val="24"/>
+          <w:lang w:val="en-IN" w:eastAsia="en-IN" w:bidi="te-IN"/>
+        </w:rPr>
+      </w:pPr>
+    </w:p>
+    <w:p>
+      <w:pPr>
+        <w:widowControl/>
+        <w:autoSpaceDE/>
+        <w:autoSpaceDN/>
+        <w:jc w:val="both"/>
+        <w:rPr>
+          <w:rFonts w:ascii="Times New Roman" w:eastAsia="Times New Roman" w:hAnsi="Times New Roman" w:cs="Times New Roman"/>
+          <w:sz w:val="24"/>
+          <w:szCs w:val="24"/>
+          <w:lang w:val="en-IN" w:eastAsia="en-IN" w:bidi="te-IN"/>
+        </w:rPr>
+      </w:pPr>
+      <w:r>
+        <w:rPr>
+          <w:rFonts w:ascii="Times New Roman" w:eastAsia="Times New Roman" w:hAnsi="Times New Roman" w:cs="Times New Roman"/>
+          <w:sz w:val="24"/>
+          <w:szCs w:val="24"/>
+          <w:lang w:val="en-IN" w:eastAsia="en-IN" w:bidi="te-IN"/>
+        </w:rPr>
+        <w:t xml:space="preserve">    cout &lt;&lt; "Coins: 1 2 5 10" &lt;&lt; endl;</w:t>
+      </w:r>
+    </w:p>
+    <w:p>
+      <w:pPr>
+        <w:widowControl/>
+        <w:autoSpaceDE/>
+        <w:autoSpaceDN/>
+        <w:jc w:val="both"/>
+        <w:rPr>
+          <w:rFonts w:ascii="Times New Roman" w:eastAsia="Times New Roman" w:hAnsi="Times New Roman" w:cs="Times New Roman"/>
+          <w:sz w:val="24"/>
+          <w:szCs w:val="24"/>
+          <w:lang w:val="en-IN" w:eastAsia="en-IN" w:bidi="te-IN"/>
+        </w:rPr>
+      </w:pPr>
+      <w:r>
+        <w:rPr>
+          <w:rFonts w:ascii="Times New Roman" w:eastAsia="Times New Roman" w:hAnsi="Times New Roman" w:cs="Times New Roman"/>
+          <w:sz w:val="24"/>
+          <w:szCs w:val="24"/>
+          <w:lang w:val="en-IN" w:eastAsia="en-IN" w:bidi="te-IN"/>
+        </w:rPr>
+        <w:t xml:space="preserve">    cout &lt;&lt; "Amount: " &lt;&lt; amount &lt;&lt; endl;</w:t>
+      </w:r>
+    </w:p>
+    <w:p>
+      <w:pPr>
+        <w:widowControl/>
+        <w:autoSpaceDE/>
+        <w:autoSpaceDN/>
+        <w:jc w:val="both"/>
+        <w:rPr>
+          <w:rFonts w:ascii="Times New Roman" w:eastAsia="Times New Roman" w:hAnsi="Times New Roman" w:cs="Times New Roman"/>
+          <w:sz w:val="24"/>
+          <w:szCs w:val="24"/>
+          <w:lang w:val="en-IN" w:eastAsia="en-IN" w:bidi="te-IN"/>
+        </w:rPr>
+      </w:pPr>
+    </w:p>
+    <w:p>
+      <w:pPr>
+        <w:widowControl/>
+        <w:autoSpaceDE/>
+        <w:autoSpaceDN/>
+        <w:jc w:val="both"/>
+        <w:rPr>
+          <w:rFonts w:ascii="Times New Roman" w:eastAsia="Times New Roman" w:hAnsi="Times New Roman" w:cs="Times New Roman"/>
+          <w:sz w:val="24"/>
+          <w:szCs w:val="24"/>
+          <w:lang w:val="en-IN" w:eastAsia="en-IN" w:bidi="te-IN"/>
+        </w:rPr>
+      </w:pPr>
+      <w:r>
+        <w:rPr>
+          <w:rFonts w:ascii="Times New Roman" w:eastAsia="Times New Roman" w:hAnsi="Times New Roman" w:cs="Times New Roman"/>
+          <w:sz w:val="24"/>
+          <w:szCs w:val="24"/>
+          <w:lang w:val="en-IN" w:eastAsia="en-IN" w:bidi="te-IN"/>
+        </w:rPr>
+        <w:t xml:space="preserve">    cout &lt;&lt; "Minimum number of coins = "</w:t>
+      </w:r>
+    </w:p>
+    <w:p>
+      <w:pPr>
+        <w:widowControl/>
+        <w:autoSpaceDE/>
+        <w:autoSpaceDN/>
+        <w:jc w:val="both"/>
+        <w:rPr>
+          <w:rFonts w:ascii="Times New Roman" w:eastAsia="Times New Roman" w:hAnsi="Times New Roman" w:cs="Times New Roman"/>
+          <w:sz w:val="24"/>
+          <w:szCs w:val="24"/>
+          <w:lang w:val="en-IN" w:eastAsia="en-IN" w:bidi="te-IN"/>
+        </w:rPr>
+      </w:pPr>
+      <w:r>
+        <w:rPr>
+          <w:rFonts w:ascii="Times New Roman" w:eastAsia="Times New Roman" w:hAnsi="Times New Roman" w:cs="Times New Roman"/>
+          <w:sz w:val="24"/>
+          <w:szCs w:val="24"/>
+          <w:lang w:val="en-IN" w:eastAsia="en-IN" w:bidi="te-IN"/>
+        </w:rPr>
+        <w:t xml:space="preserve">         &lt;&lt; dp[amount] &lt;&lt; endl;</w:t>
+      </w:r>
+    </w:p>
+    <w:p>
+      <w:pPr>
+        <w:widowControl/>
+        <w:autoSpaceDE/>
+        <w:autoSpaceDN/>
+        <w:jc w:val="both"/>
+        <w:rPr>
+          <w:rFonts w:ascii="Times New Roman" w:eastAsia="Times New Roman" w:hAnsi="Times New Roman" w:cs="Times New Roman"/>
+          <w:sz w:val="24"/>
+          <w:szCs w:val="24"/>
+          <w:lang w:val="en-IN" w:eastAsia="en-IN" w:bidi="te-IN"/>
+        </w:rPr>
+      </w:pPr>
+    </w:p>
+    <w:p>
+      <w:pPr>
+        <w:widowControl/>
+        <w:autoSpaceDE/>
+        <w:autoSpaceDN/>
+        <w:jc w:val="both"/>
+        <w:rPr>
+          <w:rFonts w:ascii="Times New Roman" w:eastAsia="Times New Roman" w:hAnsi="Times New Roman" w:cs="Times New Roman"/>
+          <w:sz w:val="24"/>
+          <w:szCs w:val="24"/>
+          <w:lang w:val="en-IN" w:eastAsia="en-IN" w:bidi="te-IN"/>
+        </w:rPr>
+      </w:pPr>
+      <w:r>
+        <w:rPr>
+          <w:rFonts w:ascii="Times New Roman" w:eastAsia="Times New Roman" w:hAnsi="Times New Roman" w:cs="Times New Roman"/>
+          <w:sz w:val="24"/>
+          <w:szCs w:val="24"/>
+          <w:lang w:val="en-IN" w:eastAsia="en-IN" w:bidi="te-IN"/>
+        </w:rPr>
+        <w:t xml:space="preserve">    return 0;</w:t>
+      </w:r>
+    </w:p>
+    <w:p>
+      <w:pPr>
+        <w:widowControl/>
+        <w:autoSpaceDE/>
+        <w:autoSpaceDN/>
+        <w:jc w:val="both"/>
+        <w:rPr>
+          <w:rFonts w:ascii="Times New Roman" w:eastAsia="Times New Roman" w:hAnsi="Times New Roman" w:cs="Times New Roman"/>
+          <w:sz w:val="24"/>
+          <w:szCs w:val="24"/>
+          <w:lang w:val="en-IN" w:eastAsia="en-IN" w:bidi="te-IN"/>
+        </w:rPr>
+      </w:pPr>
+      <w:r>
+        <w:rPr>
+          <w:rFonts w:ascii="Times New Roman" w:eastAsia="Times New Roman" w:hAnsi="Times New Roman" w:cs="Times New Roman"/>
+          <w:sz w:val="24"/>
+          <w:szCs w:val="24"/>
+          <w:lang w:val="en-IN" w:eastAsia="en-IN" w:bidi="te-IN"/>
+        </w:rPr>
+        <w:t>}</w:t>
+      </w:r>
+    </w:p>
+    <w:p>
+      <w:pPr>
+        <w:widowControl/>
+        <w:autoSpaceDE/>
+        <w:autoSpaceDN/>
+        <w:jc w:val="both"/>
+        <w:rPr>
+          <w:rFonts w:ascii="Times New Roman" w:eastAsia="Times New Roman" w:hAnsi="Times New Roman" w:cs="Times New Roman"/>
+          <w:sz w:val="24"/>
+          <w:szCs w:val="24"/>
+          <w:lang w:val="en-IN" w:eastAsia="en-IN" w:bidi="te-IN"/>
+        </w:rPr>
       </w:pPr>
     </w:p>
     <w:p>
@@ -2481,12 +1409,7 @@
           <w:lang w:val="en-IN" w:eastAsia="en-IN" w:bidi="te-IN"/>
         </w:rPr>
       </w:pPr>
-    </w:p>
-    <w:p>
-      <w:pPr>
-        <w:widowControl/>
-        <w:autoSpaceDE/>
-        <w:autoSpaceDN/>
+      <w:r>
         <w:rPr>
           <w:rFonts w:ascii="Times New Roman" w:eastAsia="Times New Roman" w:hAnsi="Times New Roman" w:cs="Times New Roman"/>
           <w:b/>
@@ -2495,7 +1418,9 @@
           <w:szCs w:val="24"/>
           <w:lang w:val="en-IN" w:eastAsia="en-IN" w:bidi="te-IN"/>
         </w:rPr>
-      </w:pPr>
+        <w:lastRenderedPageBreak/>
+        <w:t>Output:</w:t>
+      </w:r>
     </w:p>
     <w:p>
       <w:pPr>
@@ -2521,26 +1446,58 @@
           <w:rFonts w:ascii="Times New Roman" w:eastAsia="Times New Roman" w:hAnsi="Times New Roman" w:cs="Times New Roman"/>
           <w:b/>
           <w:bCs/>
-          <w:sz w:val="24"/>
-          <w:szCs w:val="24"/>
-          <w:lang w:val="en-IN" w:eastAsia="en-IN" w:bidi="te-IN"/>
-        </w:rPr>
-      </w:pPr>
-    </w:p>
-    <w:p>
-      <w:pPr>
-        <w:widowControl/>
-        <w:autoSpaceDE/>
-        <w:autoSpaceDN/>
+          <w:noProof/>
+          <w:sz w:val="24"/>
+          <w:szCs w:val="24"/>
+          <w:lang w:val="en-IN" w:eastAsia="en-IN" w:bidi="te-IN"/>
+        </w:rPr>
+      </w:pPr>
+      <w:r>
         <w:rPr>
           <w:rFonts w:ascii="Times New Roman" w:eastAsia="Times New Roman" w:hAnsi="Times New Roman" w:cs="Times New Roman"/>
           <w:b/>
           <w:bCs/>
-          <w:sz w:val="24"/>
-          <w:szCs w:val="24"/>
-          <w:lang w:val="en-IN" w:eastAsia="en-IN" w:bidi="te-IN"/>
-        </w:rPr>
-      </w:pPr>
+          <w:noProof/>
+          <w:sz w:val="24"/>
+          <w:szCs w:val="24"/>
+          <w:lang w:val="en-IN" w:eastAsia="en-IN" w:bidi="te-IN"/>
+        </w:rPr>
+        <w:drawing>
+          <wp:inline distT="0" distB="0" distL="0" distR="0" wp14:anchorId="25DFC131" wp14:editId="140335EB">
+            <wp:extent cx="5458587" cy="1714739"/>
+            <wp:effectExtent l="0" t="0" r="8890" b="0"/>
+            <wp:docPr id="1592943010" name="Picture 1"/>
+            <wp:cNvGraphicFramePr>
+              <a:graphicFrameLocks xmlns:a="http://schemas.openxmlformats.org/drawingml/2006/main" noChangeAspect="1"/>
+            </wp:cNvGraphicFramePr>
+            <a:graphic xmlns:a="http://schemas.openxmlformats.org/drawingml/2006/main">
+              <a:graphicData uri="http://schemas.openxmlformats.org/drawingml/2006/picture">
+                <pic:pic xmlns:pic="http://schemas.openxmlformats.org/drawingml/2006/picture">
+                  <pic:nvPicPr>
+                    <pic:cNvPr id="1592943010" name=""/>
+                    <pic:cNvPicPr/>
+                  </pic:nvPicPr>
+                  <pic:blipFill>
+                    <a:blip r:embed="rId9"/>
+                    <a:stretch>
+                      <a:fillRect/>
+                    </a:stretch>
+                  </pic:blipFill>
+                  <pic:spPr>
+                    <a:xfrm>
+                      <a:off x="0" y="0"/>
+                      <a:ext cx="5458587" cy="1714739"/>
+                    </a:xfrm>
+                    <a:prstGeom prst="rect">
+                      <a:avLst/>
+                    </a:prstGeom>
+                  </pic:spPr>
+                </pic:pic>
+              </a:graphicData>
+            </a:graphic>
+          </wp:inline>
+        </w:drawing>
+      </w:r>
     </w:p>
     <w:p>
       <w:pPr>
@@ -2551,6 +1508,7 @@
           <w:rFonts w:ascii="Times New Roman" w:eastAsia="Times New Roman" w:hAnsi="Times New Roman" w:cs="Times New Roman"/>
           <w:b/>
           <w:bCs/>
+          <w:noProof/>
           <w:sz w:val="24"/>
           <w:szCs w:val="24"/>
           <w:lang w:val="en-IN" w:eastAsia="en-IN" w:bidi="te-IN"/>
@@ -2566,6 +1524,7 @@
           <w:rFonts w:ascii="Times New Roman" w:eastAsia="Times New Roman" w:hAnsi="Times New Roman" w:cs="Times New Roman"/>
           <w:b/>
           <w:bCs/>
+          <w:noProof/>
           <w:sz w:val="24"/>
           <w:szCs w:val="24"/>
           <w:lang w:val="en-IN" w:eastAsia="en-IN" w:bidi="te-IN"/>
@@ -2601,12 +1560,7 @@
           <w:lang w:val="en-IN" w:eastAsia="en-IN" w:bidi="te-IN"/>
         </w:rPr>
       </w:pPr>
-    </w:p>
-    <w:p>
-      <w:pPr>
-        <w:widowControl/>
-        <w:autoSpaceDE/>
-        <w:autoSpaceDN/>
+      <w:r>
         <w:rPr>
           <w:rFonts w:ascii="Times New Roman" w:eastAsia="Times New Roman" w:hAnsi="Times New Roman" w:cs="Times New Roman"/>
           <w:b/>
@@ -2615,6 +1569,27 @@
           <w:szCs w:val="24"/>
           <w:lang w:val="en-IN" w:eastAsia="en-IN" w:bidi="te-IN"/>
         </w:rPr>
+        <w:t>Time Complexity:</w:t>
+      </w:r>
+    </w:p>
+    <w:p>
+      <w:pPr>
+        <w:widowControl/>
+        <w:autoSpaceDE/>
+        <w:autoSpaceDN/>
+        <w:rPr>
+          <w:noProof/>
+        </w:rPr>
+      </w:pPr>
+    </w:p>
+    <w:p>
+      <w:pPr>
+        <w:widowControl/>
+        <w:autoSpaceDE/>
+        <w:autoSpaceDN/>
+        <w:rPr>
+          <w:noProof/>
+        </w:rPr>
       </w:pPr>
     </w:p>
     <w:p>
@@ -2631,6 +1606,55 @@
           <w:lang w:val="en-IN" w:eastAsia="en-IN" w:bidi="te-IN"/>
         </w:rPr>
       </w:pPr>
+      <w:r>
+        <w:rPr>
+          <w:noProof/>
+        </w:rPr>
+        <w:drawing>
+          <wp:inline distT="0" distB="0" distL="0" distR="0" wp14:anchorId="11CD8EA1" wp14:editId="7426DF9C">
+            <wp:extent cx="3971925" cy="4171315"/>
+            <wp:effectExtent l="0" t="0" r="9525" b="635"/>
+            <wp:docPr id="1939876889" name="Picture 1"/>
+            <wp:cNvGraphicFramePr>
+              <a:graphicFrameLocks xmlns:a="http://schemas.openxmlformats.org/drawingml/2006/main" noChangeAspect="1"/>
+            </wp:cNvGraphicFramePr>
+            <a:graphic xmlns:a="http://schemas.openxmlformats.org/drawingml/2006/main">
+              <a:graphicData uri="http://schemas.openxmlformats.org/drawingml/2006/picture">
+                <pic:pic xmlns:pic="http://schemas.openxmlformats.org/drawingml/2006/picture">
+                  <pic:nvPicPr>
+                    <pic:cNvPr id="1939876889" name=""/>
+                    <pic:cNvPicPr/>
+                  </pic:nvPicPr>
+                  <pic:blipFill rotWithShape="1">
+                    <a:blip r:embed="rId10"/>
+                    <a:srcRect l="7259" t="2875" r="8650" b="30890"/>
+                    <a:stretch>
+                      <a:fillRect/>
+                    </a:stretch>
+                  </pic:blipFill>
+                  <pic:spPr bwMode="auto">
+                    <a:xfrm>
+                      <a:off x="0" y="0"/>
+                      <a:ext cx="3974854" cy="4174391"/>
+                    </a:xfrm>
+                    <a:prstGeom prst="rect">
+                      <a:avLst/>
+                    </a:prstGeom>
+                    <a:ln>
+                      <a:noFill/>
+                    </a:ln>
+                    <a:extLst>
+                      <a:ext uri="{53640926-AAD7-44D8-BBD7-CCE9431645EC}">
+                        <a14:shadowObscured xmlns:a14="http://schemas.microsoft.com/office/drawing/2010/main"/>
+                      </a:ext>
+                    </a:extLst>
+                  </pic:spPr>
+                </pic:pic>
+              </a:graphicData>
+            </a:graphic>
+          </wp:inline>
+        </w:drawing>
+      </w:r>
     </w:p>
     <w:p>
       <w:pPr>
@@ -2714,23 +1738,19 @@
         <w:autoSpaceDN/>
         <w:rPr>
           <w:rFonts w:ascii="Times New Roman" w:eastAsia="Times New Roman" w:hAnsi="Times New Roman" w:cs="Times New Roman"/>
-          <w:sz w:val="24"/>
-          <w:szCs w:val="24"/>
-          <w:lang w:val="en-IN" w:eastAsia="en-IN" w:bidi="te-IN"/>
-        </w:rPr>
-      </w:pPr>
-      <w:r>
-        <w:rPr>
-          <w:rFonts w:ascii="Times New Roman" w:eastAsia="Times New Roman" w:hAnsi="Times New Roman" w:cs="Times New Roman"/>
           <w:b/>
           <w:bCs/>
           <w:sz w:val="24"/>
           <w:szCs w:val="24"/>
           <w:lang w:val="en-IN" w:eastAsia="en-IN" w:bidi="te-IN"/>
         </w:rPr>
-        <w:t>Conclusion:</w:t>
-      </w:r>
-      <w:r>
+      </w:pPr>
+    </w:p>
+    <w:p>
+      <w:pPr>
+        <w:widowControl/>
+        <w:autoSpaceDE/>
+        <w:autoSpaceDN/>
         <w:rPr>
           <w:rFonts w:ascii="Times New Roman" w:eastAsia="Times New Roman" w:hAnsi="Times New Roman" w:cs="Times New Roman"/>
           <w:b/>
@@ -2739,12 +1759,122 @@
           <w:szCs w:val="24"/>
           <w:lang w:val="en-IN" w:eastAsia="en-IN" w:bidi="te-IN"/>
         </w:rPr>
+      </w:pPr>
+    </w:p>
+    <w:p>
+      <w:pPr>
+        <w:widowControl/>
+        <w:autoSpaceDE/>
+        <w:autoSpaceDN/>
+        <w:rPr>
+          <w:rFonts w:ascii="Times New Roman" w:eastAsia="Times New Roman" w:hAnsi="Times New Roman" w:cs="Times New Roman"/>
+          <w:b/>
+          <w:bCs/>
+          <w:sz w:val="24"/>
+          <w:szCs w:val="24"/>
+          <w:lang w:val="en-IN" w:eastAsia="en-IN" w:bidi="te-IN"/>
+        </w:rPr>
+      </w:pPr>
+    </w:p>
+    <w:p>
+      <w:pPr>
+        <w:widowControl/>
+        <w:autoSpaceDE/>
+        <w:autoSpaceDN/>
+        <w:rPr>
+          <w:rFonts w:ascii="Times New Roman" w:eastAsia="Times New Roman" w:hAnsi="Times New Roman" w:cs="Times New Roman"/>
+          <w:sz w:val="24"/>
+          <w:szCs w:val="24"/>
+          <w:lang w:val="en-IN" w:eastAsia="en-IN" w:bidi="te-IN"/>
+        </w:rPr>
+      </w:pPr>
+      <w:r>
+        <w:rPr>
+          <w:rFonts w:ascii="Times New Roman" w:eastAsia="Times New Roman" w:hAnsi="Times New Roman" w:cs="Times New Roman"/>
+          <w:b/>
+          <w:bCs/>
+          <w:sz w:val="24"/>
+          <w:szCs w:val="24"/>
+          <w:lang w:val="en-IN" w:eastAsia="en-IN" w:bidi="te-IN"/>
+        </w:rPr>
+        <w:t>Conclusion:</w:t>
+      </w:r>
+      <w:r>
+        <w:rPr>
+          <w:rFonts w:ascii="Times New Roman" w:eastAsia="Times New Roman" w:hAnsi="Times New Roman" w:cs="Times New Roman"/>
+          <w:b/>
+          <w:bCs/>
+          <w:sz w:val="24"/>
+          <w:szCs w:val="24"/>
+          <w:lang w:val="en-IN" w:eastAsia="en-IN" w:bidi="te-IN"/>
+        </w:rPr>
         <w:br/>
       </w:r>
     </w:p>
+    <w:p>
+      <w:pPr>
+        <w:widowControl/>
+        <w:autoSpaceDE/>
+        <w:autoSpaceDN/>
+        <w:rPr>
+          <w:rFonts w:ascii="Times New Roman" w:eastAsia="Times New Roman" w:hAnsi="Times New Roman" w:cs="Times New Roman"/>
+          <w:lang w:val="en-IN" w:bidi="te-IN"/>
+        </w:rPr>
+      </w:pPr>
+      <w:r>
+        <w:rPr>
+          <w:rStyle w:val="fontstyle01"/>
+        </w:rPr>
+        <w:t xml:space="preserve">The </w:t>
+      </w:r>
+      <w:r>
+        <w:rPr>
+          <w:rStyle w:val="fontstyle01"/>
+        </w:rPr>
+        <w:t xml:space="preserve">Implementation of making a change problem using dynamic </w:t>
+      </w:r>
+      <w:r>
+        <w:rPr>
+          <w:rStyle w:val="fontstyle01"/>
+        </w:rPr>
+        <w:t xml:space="preserve">programming is successfully executed with the time complexity </w:t>
+      </w:r>
+      <w:r>
+        <w:rPr>
+          <w:rStyle w:val="fontstyle01"/>
+        </w:rPr>
+        <w:t>of O(nA) along with same for all the three cases</w:t>
+      </w:r>
+      <w:r>
+        <w:rPr>
+          <w:rStyle w:val="fontstyle01"/>
+        </w:rPr>
+        <w:t>.</w:t>
+      </w:r>
+      <w:r>
+        <w:rPr>
+          <w:rStyle w:val="fontstyle01"/>
+        </w:rPr>
+        <w:br/>
+        <w:t>Best case = Average case = Worst case = O(nA).</w:t>
+      </w:r>
+    </w:p>
+    <w:p>
+      <w:pPr>
+        <w:widowControl/>
+        <w:autoSpaceDE/>
+        <w:autoSpaceDN/>
+        <w:rPr>
+          <w:rFonts w:ascii="Times New Roman" w:eastAsia="Times New Roman" w:hAnsi="Times New Roman" w:cs="Times New Roman"/>
+          <w:sz w:val="24"/>
+          <w:szCs w:val="24"/>
+          <w:lang w:val="en-IN" w:eastAsia="en-IN" w:bidi="te-IN"/>
+        </w:rPr>
+      </w:pPr>
+    </w:p>
     <w:sectPr>
-      <w:headerReference w:type="default" r:id="rId9"/>
-      <w:footerReference w:type="default" r:id="rId10"/>
+      <w:headerReference w:type="default" r:id="rId11"/>
+      <w:footerReference w:type="default" r:id="rId12"/>
       <w:pgSz w:w="11906" w:h="16838"/>
       <w:pgMar w:top="1440" w:right="991" w:bottom="1440" w:left="1134" w:header="708" w:footer="708" w:gutter="0"/>
       <w:pgBorders w:offsetFrom="page">
@@ -2901,18 +2031,8 @@
         <w:b/>
         <w:bCs/>
       </w:rPr>
-      <w:t xml:space="preserve"> </w:t>
+      <w:t xml:space="preserve"> Maddula</w:t>
     </w:r>
-    <w:proofErr w:type="spellStart"/>
-    <w:r>
-      <w:rPr>
-        <w:rFonts w:asciiTheme="minorHAnsi" w:hAnsiTheme="minorHAnsi" w:cstheme="minorHAnsi"/>
-        <w:b/>
-        <w:bCs/>
-      </w:rPr>
-      <w:t>Maddula</w:t>
-    </w:r>
-    <w:proofErr w:type="spellEnd"/>
     <w:r>
       <w:rPr>
         <w:rFonts w:asciiTheme="minorHAnsi" w:hAnsiTheme="minorHAnsi" w:cstheme="minorHAnsi"/>
